--- a/tests/fixtures/clinical_rct_endocrinology/PROPOSAL.docx
+++ b/tests/fixtures/clinical_rct_endocrinology/PROPOSAL.docx
@@ -127,7 +127,7 @@
           <w:rtl w:val="1"/>
           <w:szCs w:val="22"/>
         </w:rPr>
-        <w:t>طرح تحقیقاتی علوم پزشکی</w:t>
+        <w:t>بررسی اثر هورمون رشد نوترکیب بر ترکیب بدنی و حساسیت به انسولین در کودکان مبتلا به سندرم پرادر-ویلی</w:t>
       </w:r>
     </w:p>
     <w:p>
@@ -202,7 +202,7 @@
           <w:sz w:val="22"/>
           <w:szCs w:val="22"/>
         </w:rPr>
-        <w:t xml:space="preserve"> Medical </w:t>
+        <w:t xml:space="preserve"> Efficacy </w:t>
       </w:r>
       <w:r>
         <w:rPr>
@@ -225,7 +225,7 @@
           <w:sz w:val="22"/>
           <w:szCs w:val="22"/>
         </w:rPr>
-        <w:t xml:space="preserve"> Research </w:t>
+        <w:t xml:space="preserve"> of </w:t>
       </w:r>
       <w:r>
         <w:rPr>
@@ -248,7 +248,489 @@
           <w:sz w:val="22"/>
           <w:szCs w:val="22"/>
         </w:rPr>
-        <w:t xml:space="preserve"> Proposal </w:t>
+        <w:t xml:space="preserve"> Recombinant </w:t>
+      </w:r>
+      <w:r>
+        <w:rPr>
+          <w:rFonts w:ascii="Dubai" w:hAnsi="Dubai" w:cs="Dubai"/>
+          <w:b w:val="0"/>
+          <w:i w:val="0"/>
+          <w:color w:val="000000"/>
+          <w:sz w:val="22"/>
+          <w:rtl w:val="1"/>
+          <w:szCs w:val="22"/>
+        </w:rPr>
+        <w:t xml:space="preserve"> </w:t>
+      </w:r>
+      <w:r>
+        <w:rPr>
+          <w:rFonts w:ascii="Dubai" w:hAnsi="Dubai" w:cs="Dubai"/>
+          <w:b w:val="0"/>
+          <w:i w:val="0"/>
+          <w:color w:val="000000"/>
+          <w:sz w:val="22"/>
+          <w:szCs w:val="22"/>
+        </w:rPr>
+        <w:t xml:space="preserve"> Human </w:t>
+      </w:r>
+      <w:r>
+        <w:rPr>
+          <w:rFonts w:ascii="Dubai" w:hAnsi="Dubai" w:cs="Dubai"/>
+          <w:b w:val="0"/>
+          <w:i w:val="0"/>
+          <w:color w:val="000000"/>
+          <w:sz w:val="22"/>
+          <w:rtl w:val="1"/>
+          <w:szCs w:val="22"/>
+        </w:rPr>
+        <w:t xml:space="preserve"> </w:t>
+      </w:r>
+      <w:r>
+        <w:rPr>
+          <w:rFonts w:ascii="Dubai" w:hAnsi="Dubai" w:cs="Dubai"/>
+          <w:b w:val="0"/>
+          <w:i w:val="0"/>
+          <w:color w:val="000000"/>
+          <w:sz w:val="22"/>
+          <w:szCs w:val="22"/>
+        </w:rPr>
+        <w:t xml:space="preserve"> Growth </w:t>
+      </w:r>
+      <w:r>
+        <w:rPr>
+          <w:rFonts w:ascii="Dubai" w:hAnsi="Dubai" w:cs="Dubai"/>
+          <w:b w:val="0"/>
+          <w:i w:val="0"/>
+          <w:color w:val="000000"/>
+          <w:sz w:val="22"/>
+          <w:rtl w:val="1"/>
+          <w:szCs w:val="22"/>
+        </w:rPr>
+        <w:t xml:space="preserve"> </w:t>
+      </w:r>
+      <w:r>
+        <w:rPr>
+          <w:rFonts w:ascii="Dubai" w:hAnsi="Dubai" w:cs="Dubai"/>
+          <w:b w:val="0"/>
+          <w:i w:val="0"/>
+          <w:color w:val="000000"/>
+          <w:sz w:val="22"/>
+          <w:szCs w:val="22"/>
+        </w:rPr>
+        <w:t xml:space="preserve"> Hormone </w:t>
+      </w:r>
+      <w:r>
+        <w:rPr>
+          <w:rFonts w:ascii="Dubai" w:hAnsi="Dubai" w:cs="Dubai"/>
+          <w:b w:val="0"/>
+          <w:i w:val="0"/>
+          <w:color w:val="000000"/>
+          <w:sz w:val="22"/>
+          <w:rtl w:val="1"/>
+          <w:szCs w:val="22"/>
+        </w:rPr>
+        <w:t xml:space="preserve"> </w:t>
+      </w:r>
+      <w:r>
+        <w:rPr>
+          <w:rFonts w:ascii="Dubai" w:hAnsi="Dubai" w:cs="Dubai"/>
+          <w:b w:val="0"/>
+          <w:i w:val="0"/>
+          <w:color w:val="000000"/>
+          <w:sz w:val="22"/>
+          <w:szCs w:val="22"/>
+        </w:rPr>
+        <w:t xml:space="preserve"> on </w:t>
+      </w:r>
+      <w:r>
+        <w:rPr>
+          <w:rFonts w:ascii="Dubai" w:hAnsi="Dubai" w:cs="Dubai"/>
+          <w:b w:val="0"/>
+          <w:i w:val="0"/>
+          <w:color w:val="000000"/>
+          <w:sz w:val="22"/>
+          <w:rtl w:val="1"/>
+          <w:szCs w:val="22"/>
+        </w:rPr>
+        <w:t xml:space="preserve"> </w:t>
+      </w:r>
+      <w:r>
+        <w:rPr>
+          <w:rFonts w:ascii="Dubai" w:hAnsi="Dubai" w:cs="Dubai"/>
+          <w:b w:val="0"/>
+          <w:i w:val="0"/>
+          <w:color w:val="000000"/>
+          <w:sz w:val="22"/>
+          <w:szCs w:val="22"/>
+        </w:rPr>
+        <w:t xml:space="preserve"> Body </w:t>
+      </w:r>
+      <w:r>
+        <w:rPr>
+          <w:rFonts w:ascii="Dubai" w:hAnsi="Dubai" w:cs="Dubai"/>
+          <w:b w:val="0"/>
+          <w:i w:val="0"/>
+          <w:color w:val="000000"/>
+          <w:sz w:val="22"/>
+          <w:rtl w:val="1"/>
+          <w:szCs w:val="22"/>
+        </w:rPr>
+        <w:t xml:space="preserve"> </w:t>
+      </w:r>
+      <w:r>
+        <w:rPr>
+          <w:rFonts w:ascii="Dubai" w:hAnsi="Dubai" w:cs="Dubai"/>
+          <w:b w:val="0"/>
+          <w:i w:val="0"/>
+          <w:color w:val="000000"/>
+          <w:sz w:val="22"/>
+          <w:szCs w:val="22"/>
+        </w:rPr>
+        <w:t xml:space="preserve"> Composition </w:t>
+      </w:r>
+      <w:r>
+        <w:rPr>
+          <w:rFonts w:ascii="Dubai" w:hAnsi="Dubai" w:cs="Dubai"/>
+          <w:b w:val="0"/>
+          <w:i w:val="0"/>
+          <w:color w:val="000000"/>
+          <w:sz w:val="22"/>
+          <w:rtl w:val="1"/>
+          <w:szCs w:val="22"/>
+        </w:rPr>
+        <w:t xml:space="preserve"> </w:t>
+      </w:r>
+      <w:r>
+        <w:rPr>
+          <w:rFonts w:ascii="Dubai" w:hAnsi="Dubai" w:cs="Dubai"/>
+          <w:b w:val="0"/>
+          <w:i w:val="0"/>
+          <w:color w:val="000000"/>
+          <w:sz w:val="22"/>
+          <w:szCs w:val="22"/>
+        </w:rPr>
+        <w:t xml:space="preserve"> and </w:t>
+      </w:r>
+      <w:r>
+        <w:rPr>
+          <w:rFonts w:ascii="Dubai" w:hAnsi="Dubai" w:cs="Dubai"/>
+          <w:b w:val="0"/>
+          <w:i w:val="0"/>
+          <w:color w:val="000000"/>
+          <w:sz w:val="22"/>
+          <w:rtl w:val="1"/>
+          <w:szCs w:val="22"/>
+        </w:rPr>
+        <w:t xml:space="preserve"> </w:t>
+      </w:r>
+      <w:r>
+        <w:rPr>
+          <w:rFonts w:ascii="Dubai" w:hAnsi="Dubai" w:cs="Dubai"/>
+          <w:b w:val="0"/>
+          <w:i w:val="0"/>
+          <w:color w:val="000000"/>
+          <w:sz w:val="22"/>
+          <w:szCs w:val="22"/>
+        </w:rPr>
+        <w:t xml:space="preserve"> Peripheral </w:t>
+      </w:r>
+      <w:r>
+        <w:rPr>
+          <w:rFonts w:ascii="Dubai" w:hAnsi="Dubai" w:cs="Dubai"/>
+          <w:b w:val="0"/>
+          <w:i w:val="0"/>
+          <w:color w:val="000000"/>
+          <w:sz w:val="22"/>
+          <w:rtl w:val="1"/>
+          <w:szCs w:val="22"/>
+        </w:rPr>
+        <w:t xml:space="preserve"> </w:t>
+      </w:r>
+      <w:r>
+        <w:rPr>
+          <w:rFonts w:ascii="Dubai" w:hAnsi="Dubai" w:cs="Dubai"/>
+          <w:b w:val="0"/>
+          <w:i w:val="0"/>
+          <w:color w:val="000000"/>
+          <w:sz w:val="22"/>
+          <w:szCs w:val="22"/>
+        </w:rPr>
+        <w:t xml:space="preserve"> Insulin </w:t>
+      </w:r>
+      <w:r>
+        <w:rPr>
+          <w:rFonts w:ascii="Dubai" w:hAnsi="Dubai" w:cs="Dubai"/>
+          <w:b w:val="0"/>
+          <w:i w:val="0"/>
+          <w:color w:val="000000"/>
+          <w:sz w:val="22"/>
+          <w:rtl w:val="1"/>
+          <w:szCs w:val="22"/>
+        </w:rPr>
+        <w:t xml:space="preserve"> </w:t>
+      </w:r>
+      <w:r>
+        <w:rPr>
+          <w:rFonts w:ascii="Dubai" w:hAnsi="Dubai" w:cs="Dubai"/>
+          <w:b w:val="0"/>
+          <w:i w:val="0"/>
+          <w:color w:val="000000"/>
+          <w:sz w:val="22"/>
+          <w:szCs w:val="22"/>
+        </w:rPr>
+        <w:t xml:space="preserve"> Sensitivity </w:t>
+      </w:r>
+      <w:r>
+        <w:rPr>
+          <w:rFonts w:ascii="Dubai" w:hAnsi="Dubai" w:cs="Dubai"/>
+          <w:b w:val="0"/>
+          <w:i w:val="0"/>
+          <w:color w:val="000000"/>
+          <w:sz w:val="22"/>
+          <w:rtl w:val="1"/>
+          <w:szCs w:val="22"/>
+        </w:rPr>
+        <w:t xml:space="preserve"> </w:t>
+      </w:r>
+      <w:r>
+        <w:rPr>
+          <w:rFonts w:ascii="Dubai" w:hAnsi="Dubai" w:cs="Dubai"/>
+          <w:b w:val="0"/>
+          <w:i w:val="0"/>
+          <w:color w:val="000000"/>
+          <w:sz w:val="22"/>
+          <w:szCs w:val="22"/>
+        </w:rPr>
+        <w:t xml:space="preserve"> in </w:t>
+      </w:r>
+      <w:r>
+        <w:rPr>
+          <w:rFonts w:ascii="Dubai" w:hAnsi="Dubai" w:cs="Dubai"/>
+          <w:b w:val="0"/>
+          <w:i w:val="0"/>
+          <w:color w:val="000000"/>
+          <w:sz w:val="22"/>
+          <w:rtl w:val="1"/>
+          <w:szCs w:val="22"/>
+        </w:rPr>
+        <w:t xml:space="preserve"> </w:t>
+      </w:r>
+      <w:r>
+        <w:rPr>
+          <w:rFonts w:ascii="Dubai" w:hAnsi="Dubai" w:cs="Dubai"/>
+          <w:b w:val="0"/>
+          <w:i w:val="0"/>
+          <w:color w:val="000000"/>
+          <w:sz w:val="22"/>
+          <w:szCs w:val="22"/>
+        </w:rPr>
+        <w:t xml:space="preserve"> Pediatric </w:t>
+      </w:r>
+      <w:r>
+        <w:rPr>
+          <w:rFonts w:ascii="Dubai" w:hAnsi="Dubai" w:cs="Dubai"/>
+          <w:b w:val="0"/>
+          <w:i w:val="0"/>
+          <w:color w:val="000000"/>
+          <w:sz w:val="22"/>
+          <w:rtl w:val="1"/>
+          <w:szCs w:val="22"/>
+        </w:rPr>
+        <w:t xml:space="preserve"> </w:t>
+      </w:r>
+      <w:r>
+        <w:rPr>
+          <w:rFonts w:ascii="Dubai" w:hAnsi="Dubai" w:cs="Dubai"/>
+          <w:b w:val="0"/>
+          <w:i w:val="0"/>
+          <w:color w:val="000000"/>
+          <w:sz w:val="22"/>
+          <w:szCs w:val="22"/>
+        </w:rPr>
+        <w:t xml:space="preserve"> Patients </w:t>
+      </w:r>
+      <w:r>
+        <w:rPr>
+          <w:rFonts w:ascii="Dubai" w:hAnsi="Dubai" w:cs="Dubai"/>
+          <w:b w:val="0"/>
+          <w:i w:val="0"/>
+          <w:color w:val="000000"/>
+          <w:sz w:val="22"/>
+          <w:rtl w:val="1"/>
+          <w:szCs w:val="22"/>
+        </w:rPr>
+        <w:t xml:space="preserve"> </w:t>
+      </w:r>
+      <w:r>
+        <w:rPr>
+          <w:rFonts w:ascii="Dubai" w:hAnsi="Dubai" w:cs="Dubai"/>
+          <w:b w:val="0"/>
+          <w:i w:val="0"/>
+          <w:color w:val="000000"/>
+          <w:sz w:val="22"/>
+          <w:szCs w:val="22"/>
+        </w:rPr>
+        <w:t xml:space="preserve"> with </w:t>
+      </w:r>
+      <w:r>
+        <w:rPr>
+          <w:rFonts w:ascii="Dubai" w:hAnsi="Dubai" w:cs="Dubai"/>
+          <w:b w:val="0"/>
+          <w:i w:val="0"/>
+          <w:color w:val="000000"/>
+          <w:sz w:val="22"/>
+          <w:rtl w:val="1"/>
+          <w:szCs w:val="22"/>
+        </w:rPr>
+        <w:t xml:space="preserve"> </w:t>
+      </w:r>
+      <w:r>
+        <w:rPr>
+          <w:rFonts w:ascii="Dubai" w:hAnsi="Dubai" w:cs="Dubai"/>
+          <w:b w:val="0"/>
+          <w:i w:val="0"/>
+          <w:color w:val="000000"/>
+          <w:sz w:val="22"/>
+          <w:szCs w:val="22"/>
+        </w:rPr>
+        <w:t xml:space="preserve"> Prader-Willi </w:t>
+      </w:r>
+      <w:r>
+        <w:rPr>
+          <w:rFonts w:ascii="Dubai" w:hAnsi="Dubai" w:cs="Dubai"/>
+          <w:b w:val="0"/>
+          <w:i w:val="0"/>
+          <w:color w:val="000000"/>
+          <w:sz w:val="22"/>
+          <w:rtl w:val="1"/>
+          <w:szCs w:val="22"/>
+        </w:rPr>
+        <w:t xml:space="preserve"> </w:t>
+      </w:r>
+      <w:r>
+        <w:rPr>
+          <w:rFonts w:ascii="Dubai" w:hAnsi="Dubai" w:cs="Dubai"/>
+          <w:b w:val="0"/>
+          <w:i w:val="0"/>
+          <w:color w:val="000000"/>
+          <w:sz w:val="22"/>
+          <w:szCs w:val="22"/>
+        </w:rPr>
+        <w:t xml:space="preserve"> Syndrome </w:t>
+      </w:r>
+      <w:r>
+        <w:rPr>
+          <w:rFonts w:ascii="Dubai" w:hAnsi="Dubai" w:cs="Dubai"/>
+          <w:b w:val="0"/>
+          <w:i w:val="0"/>
+          <w:color w:val="000000"/>
+          <w:sz w:val="22"/>
+          <w:szCs w:val="22"/>
+        </w:rPr>
+        <w:t xml:space="preserve"> : A </w:t>
+      </w:r>
+      <w:r>
+        <w:rPr>
+          <w:rFonts w:ascii="Dubai" w:hAnsi="Dubai" w:cs="Dubai"/>
+          <w:b w:val="0"/>
+          <w:i w:val="0"/>
+          <w:color w:val="000000"/>
+          <w:sz w:val="22"/>
+          <w:szCs w:val="22"/>
+        </w:rPr>
+        <w:t xml:space="preserve"> Multicenter </w:t>
+      </w:r>
+      <w:r>
+        <w:rPr>
+          <w:rFonts w:ascii="Dubai" w:hAnsi="Dubai" w:cs="Dubai"/>
+          <w:b w:val="0"/>
+          <w:i w:val="0"/>
+          <w:color w:val="000000"/>
+          <w:sz w:val="22"/>
+          <w:rtl w:val="1"/>
+          <w:szCs w:val="22"/>
+        </w:rPr>
+        <w:t xml:space="preserve"> </w:t>
+      </w:r>
+      <w:r>
+        <w:rPr>
+          <w:rFonts w:ascii="Dubai" w:hAnsi="Dubai" w:cs="Dubai"/>
+          <w:b w:val="0"/>
+          <w:i w:val="0"/>
+          <w:color w:val="000000"/>
+          <w:sz w:val="22"/>
+          <w:szCs w:val="22"/>
+        </w:rPr>
+        <w:t xml:space="preserve"> Randomized </w:t>
+      </w:r>
+      <w:r>
+        <w:rPr>
+          <w:rFonts w:ascii="Dubai" w:hAnsi="Dubai" w:cs="Dubai"/>
+          <w:b w:val="0"/>
+          <w:i w:val="0"/>
+          <w:color w:val="000000"/>
+          <w:sz w:val="22"/>
+          <w:rtl w:val="1"/>
+          <w:szCs w:val="22"/>
+        </w:rPr>
+        <w:t xml:space="preserve"> </w:t>
+      </w:r>
+      <w:r>
+        <w:rPr>
+          <w:rFonts w:ascii="Dubai" w:hAnsi="Dubai" w:cs="Dubai"/>
+          <w:b w:val="0"/>
+          <w:i w:val="0"/>
+          <w:color w:val="000000"/>
+          <w:sz w:val="22"/>
+          <w:szCs w:val="22"/>
+        </w:rPr>
+        <w:t xml:space="preserve"> Double-Blind </w:t>
+      </w:r>
+      <w:r>
+        <w:rPr>
+          <w:rFonts w:ascii="Dubai" w:hAnsi="Dubai" w:cs="Dubai"/>
+          <w:b w:val="0"/>
+          <w:i w:val="0"/>
+          <w:color w:val="000000"/>
+          <w:sz w:val="22"/>
+          <w:rtl w:val="1"/>
+          <w:szCs w:val="22"/>
+        </w:rPr>
+        <w:t xml:space="preserve"> </w:t>
+      </w:r>
+      <w:r>
+        <w:rPr>
+          <w:rFonts w:ascii="Dubai" w:hAnsi="Dubai" w:cs="Dubai"/>
+          <w:b w:val="0"/>
+          <w:i w:val="0"/>
+          <w:color w:val="000000"/>
+          <w:sz w:val="22"/>
+          <w:szCs w:val="22"/>
+        </w:rPr>
+        <w:t xml:space="preserve"> Controlled </w:t>
+      </w:r>
+      <w:r>
+        <w:rPr>
+          <w:rFonts w:ascii="Dubai" w:hAnsi="Dubai" w:cs="Dubai"/>
+          <w:b w:val="0"/>
+          <w:i w:val="0"/>
+          <w:color w:val="000000"/>
+          <w:sz w:val="22"/>
+          <w:rtl w:val="1"/>
+          <w:szCs w:val="22"/>
+        </w:rPr>
+        <w:t xml:space="preserve"> </w:t>
+      </w:r>
+      <w:r>
+        <w:rPr>
+          <w:rFonts w:ascii="Dubai" w:hAnsi="Dubai" w:cs="Dubai"/>
+          <w:b w:val="0"/>
+          <w:i w:val="0"/>
+          <w:color w:val="000000"/>
+          <w:sz w:val="22"/>
+          <w:szCs w:val="22"/>
+        </w:rPr>
+        <w:t xml:space="preserve"> Trial </w:t>
       </w:r>
     </w:p>
     <w:p>
@@ -4759,22 +5241,41 @@
     </w:p>
     <w:p>
       <w:pPr>
-        <w:spacing w:before="320" w:after="120" w:line="276" w:lineRule="auto"/>
+        <w:spacing w:before="50" w:after="70" w:line="276" w:lineRule="auto"/>
         <w:bidi/>
         <w:jc w:val="both"/>
       </w:pPr>
       <w:r>
         <w:rPr>
           <w:rFonts w:ascii="Dubai" w:hAnsi="Dubai" w:cs="Dubai"/>
+          <w:b w:val="0"/>
+          <w:i w:val="0"/>
+          <w:color w:val="000000"/>
+          <w:sz w:val="22"/>
+          <w:rtl w:val="1"/>
+          <w:szCs w:val="22"/>
+        </w:rPr>
+        <w:t>پژوهش حاضر از ابعاد مختلف واجد اهمیت راهبردی و ضرورت بالینی است:</w:t>
+      </w:r>
+    </w:p>
+    <w:p>
+      <w:pPr>
+        <w:spacing w:before="50" w:after="50" w:line="276" w:lineRule="auto"/>
+        <w:bidi/>
+        <w:jc w:val="both"/>
+      </w:pPr>
+      <w:r>
+        <w:rPr>
+          <w:rFonts w:ascii="Dubai" w:hAnsi="Dubai" w:cs="Dubai"/>
           <w:b/>
           <w:i w:val="0"/>
           <w:color w:val="000000"/>
-          <w:sz w:val="28"/>
-          <w:rtl w:val="1"/>
-          <w:szCs w:val="28"/>
+          <w:sz w:val="22"/>
+          <w:rtl w:val="1"/>
+          <w:szCs w:val="22"/>
           <w:bCs/>
         </w:rPr>
-        <w:t xml:space="preserve">۵. تعریف واژه‌ها </w:t>
+        <w:t xml:space="preserve">۱. </w:t>
       </w:r>
       <w:r>
         <w:rPr>
@@ -4782,11 +5283,114 @@
           <w:b/>
           <w:i w:val="0"/>
           <w:color w:val="000000"/>
-          <w:sz w:val="28"/>
-          <w:szCs w:val="28"/>
+          <w:sz w:val="22"/>
+          <w:rtl w:val="1"/>
+          <w:szCs w:val="22"/>
           <w:bCs/>
         </w:rPr>
-        <w:t xml:space="preserve"> (Definition of Terms) </w:t>
+        <w:t>کاهش بار سلامت و پیامدهای نامطلوب:</w:t>
+      </w:r>
+      <w:r>
+        <w:rPr>
+          <w:rFonts w:ascii="Dubai" w:hAnsi="Dubai" w:cs="Dubai"/>
+          <w:b w:val="0"/>
+          <w:i w:val="0"/>
+          <w:color w:val="000000"/>
+          <w:sz w:val="22"/>
+          <w:rtl w:val="1"/>
+          <w:szCs w:val="22"/>
+        </w:rPr>
+        <w:t xml:space="preserve"> مدیریت بهینه و پیشگیری از پیشرفت سندرم پرادر-ویلی و چاقی شدید کودکان نیازمند استراتژی‌های نوین مبتنی بر شواهد است.</w:t>
+      </w:r>
+    </w:p>
+    <w:p>
+      <w:pPr>
+        <w:spacing w:before="50" w:after="50" w:line="276" w:lineRule="auto"/>
+        <w:bidi/>
+        <w:jc w:val="both"/>
+      </w:pPr>
+      <w:r>
+        <w:rPr>
+          <w:rFonts w:ascii="Dubai" w:hAnsi="Dubai" w:cs="Dubai"/>
+          <w:b/>
+          <w:i w:val="0"/>
+          <w:color w:val="000000"/>
+          <w:sz w:val="22"/>
+          <w:rtl w:val="1"/>
+          <w:szCs w:val="22"/>
+          <w:bCs/>
+        </w:rPr>
+        <w:t xml:space="preserve">۲. </w:t>
+      </w:r>
+      <w:r>
+        <w:rPr>
+          <w:rFonts w:ascii="Dubai" w:hAnsi="Dubai" w:cs="Dubai"/>
+          <w:b/>
+          <w:i w:val="0"/>
+          <w:color w:val="000000"/>
+          <w:sz w:val="22"/>
+          <w:rtl w:val="1"/>
+          <w:szCs w:val="22"/>
+          <w:bCs/>
+        </w:rPr>
+        <w:t>تولید شواهد بومی و بین‌المللی:</w:t>
+      </w:r>
+      <w:r>
+        <w:rPr>
+          <w:rFonts w:ascii="Dubai" w:hAnsi="Dubai" w:cs="Dubai"/>
+          <w:b w:val="0"/>
+          <w:i w:val="0"/>
+          <w:color w:val="000000"/>
+          <w:sz w:val="22"/>
+          <w:rtl w:val="1"/>
+          <w:szCs w:val="22"/>
+        </w:rPr>
+        <w:t xml:space="preserve"> دستیابی به داده‌های دقیق متدولوژیک و فارماکولوژیک امکان توسعه گایدلاین‌های درمانی را فراهم می‌آورد.</w:t>
+      </w:r>
+    </w:p>
+    <w:p>
+      <w:pPr>
+        <w:spacing w:before="50" w:after="50" w:line="276" w:lineRule="auto"/>
+        <w:bidi/>
+        <w:jc w:val="both"/>
+      </w:pPr>
+      <w:r>
+        <w:rPr>
+          <w:rFonts w:ascii="Dubai" w:hAnsi="Dubai" w:cs="Dubai"/>
+          <w:b/>
+          <w:i w:val="0"/>
+          <w:color w:val="000000"/>
+          <w:sz w:val="22"/>
+          <w:rtl w:val="1"/>
+          <w:szCs w:val="22"/>
+          <w:bCs/>
+        </w:rPr>
+        <w:t xml:space="preserve">۳. </w:t>
+      </w:r>
+      <w:r>
+        <w:rPr>
+          <w:rFonts w:ascii="Dubai" w:hAnsi="Dubai" w:cs="Dubai"/>
+          <w:b/>
+          <w:i w:val="0"/>
+          <w:color w:val="000000"/>
+          <w:sz w:val="22"/>
+          <w:rtl w:val="1"/>
+          <w:szCs w:val="22"/>
+          <w:bCs/>
+        </w:rPr>
+        <w:t>بهینه‌سازی منابع نظام سلامت:</w:t>
+      </w:r>
+      <w:r>
+        <w:rPr>
+          <w:rFonts w:ascii="Dubai" w:hAnsi="Dubai" w:cs="Dubai"/>
+          <w:b w:val="0"/>
+          <w:i w:val="0"/>
+          <w:color w:val="000000"/>
+          <w:sz w:val="22"/>
+          <w:rtl w:val="1"/>
+          <w:szCs w:val="22"/>
+        </w:rPr>
+        <w:t xml:space="preserve"> تعیین اثربخشی و پنجره ایمنی مداخلات به کاهش هزینه‌های درمانی ناشی از بستری‌های مکرر و عوارض جانبی کمک شایانی خواهد نمود.</w:t>
       </w:r>
     </w:p>
     <w:p>
@@ -4806,7 +5410,7 @@
           <w:szCs w:val="28"/>
           <w:bCs/>
         </w:rPr>
-        <w:t xml:space="preserve">۶. اهداف جزیی </w:t>
+        <w:t xml:space="preserve">۵. تعریف واژه‌ها </w:t>
       </w:r>
       <w:r>
         <w:rPr>
@@ -4818,7 +5422,844 @@
           <w:szCs w:val="28"/>
           <w:bCs/>
         </w:rPr>
-        <w:t xml:space="preserve"> (Specific Objectives) </w:t>
+        <w:t xml:space="preserve"> (Definition of Terms) </w:t>
+      </w:r>
+    </w:p>
+    <w:p>
+      <w:pPr>
+        <w:spacing w:before="50" w:after="70" w:line="276" w:lineRule="auto"/>
+        <w:bidi/>
+        <w:jc w:val="both"/>
+      </w:pPr>
+      <w:r>
+        <w:rPr>
+          <w:rFonts w:ascii="Dubai" w:hAnsi="Dubai" w:cs="Dubai"/>
+          <w:b w:val="0"/>
+          <w:i w:val="0"/>
+          <w:color w:val="000000"/>
+          <w:sz w:val="22"/>
+          <w:rtl w:val="1"/>
+          <w:szCs w:val="22"/>
+        </w:rPr>
+        <w:t xml:space="preserve">▪ </w:t>
+      </w:r>
+      <w:r>
+        <w:rPr>
+          <w:rFonts w:ascii="Dubai" w:hAnsi="Dubai" w:cs="Dubai"/>
+          <w:b/>
+          <w:i w:val="0"/>
+          <w:color w:val="000000"/>
+          <w:sz w:val="22"/>
+          <w:rtl w:val="1"/>
+          <w:szCs w:val="22"/>
+          <w:bCs/>
+        </w:rPr>
+        <w:t xml:space="preserve">سندرم پرادر-ویلی و چاقی شدید کودکان </w:t>
+      </w:r>
+      <w:r>
+        <w:rPr>
+          <w:rFonts w:ascii="Dubai" w:hAnsi="Dubai" w:cs="Dubai"/>
+          <w:b/>
+          <w:i w:val="0"/>
+          <w:color w:val="000000"/>
+          <w:sz w:val="22"/>
+          <w:szCs w:val="22"/>
+          <w:bCs/>
+        </w:rPr>
+        <w:t xml:space="preserve"> (Prader-Willi Syndrome and Morbid Obesity) </w:t>
+      </w:r>
+      <w:r>
+        <w:rPr>
+          <w:rFonts w:ascii="Dubai" w:hAnsi="Dubai" w:cs="Dubai"/>
+          <w:b/>
+          <w:i w:val="0"/>
+          <w:color w:val="000000"/>
+          <w:sz w:val="22"/>
+          <w:rtl w:val="1"/>
+          <w:szCs w:val="22"/>
+          <w:bCs/>
+        </w:rPr>
+        <w:t>:</w:t>
+      </w:r>
+      <w:r>
+        <w:rPr>
+          <w:rFonts w:ascii="Dubai" w:hAnsi="Dubai" w:cs="Dubai"/>
+          <w:b w:val="0"/>
+          <w:i w:val="0"/>
+          <w:color w:val="000000"/>
+          <w:sz w:val="22"/>
+          <w:rtl w:val="1"/>
+          <w:szCs w:val="22"/>
+        </w:rPr>
+        <w:t xml:space="preserve"> وضعیت پاتولوژیک و بالینی مشخص‌شده به عنوان اختلال هدف در پروتکل مطالعه.</w:t>
+      </w:r>
+    </w:p>
+    <w:p>
+      <w:pPr>
+        <w:spacing w:before="50" w:after="70" w:line="276" w:lineRule="auto"/>
+        <w:bidi/>
+        <w:jc w:val="both"/>
+      </w:pPr>
+      <w:r>
+        <w:rPr>
+          <w:rFonts w:ascii="Dubai" w:hAnsi="Dubai" w:cs="Dubai"/>
+          <w:b w:val="0"/>
+          <w:i w:val="0"/>
+          <w:color w:val="000000"/>
+          <w:sz w:val="22"/>
+          <w:rtl w:val="1"/>
+          <w:szCs w:val="22"/>
+        </w:rPr>
+        <w:t xml:space="preserve">▪ </w:t>
+      </w:r>
+      <w:r>
+        <w:rPr>
+          <w:rFonts w:ascii="Dubai" w:hAnsi="Dubai" w:cs="Dubai"/>
+          <w:b/>
+          <w:i w:val="0"/>
+          <w:color w:val="000000"/>
+          <w:sz w:val="22"/>
+          <w:szCs w:val="22"/>
+          <w:bCs/>
+        </w:rPr>
+        <w:t xml:space="preserve"> Somatropin </w:t>
+      </w:r>
+      <w:r>
+        <w:rPr>
+          <w:rFonts w:ascii="Dubai" w:hAnsi="Dubai" w:cs="Dubai"/>
+          <w:b/>
+          <w:i w:val="0"/>
+          <w:color w:val="000000"/>
+          <w:sz w:val="22"/>
+          <w:rtl w:val="1"/>
+          <w:szCs w:val="22"/>
+          <w:bCs/>
+        </w:rPr>
+        <w:t>:</w:t>
+      </w:r>
+      <w:r>
+        <w:rPr>
+          <w:rFonts w:ascii="Dubai" w:hAnsi="Dubai" w:cs="Dubai"/>
+          <w:b w:val="0"/>
+          <w:i w:val="0"/>
+          <w:color w:val="000000"/>
+          <w:sz w:val="22"/>
+          <w:rtl w:val="1"/>
+          <w:szCs w:val="22"/>
+        </w:rPr>
+        <w:t xml:space="preserve"> </w:t>
+      </w:r>
+      <w:r>
+        <w:rPr>
+          <w:rFonts w:ascii="Dubai" w:hAnsi="Dubai" w:cs="Dubai"/>
+          <w:b w:val="0"/>
+          <w:i w:val="0"/>
+          <w:color w:val="000000"/>
+          <w:sz w:val="22"/>
+          <w:szCs w:val="22"/>
+        </w:rPr>
+        <w:t xml:space="preserve"> Recombinant </w:t>
+      </w:r>
+      <w:r>
+        <w:rPr>
+          <w:rFonts w:ascii="Dubai" w:hAnsi="Dubai" w:cs="Dubai"/>
+          <w:b w:val="0"/>
+          <w:i w:val="0"/>
+          <w:color w:val="000000"/>
+          <w:sz w:val="22"/>
+          <w:rtl w:val="1"/>
+          <w:szCs w:val="22"/>
+        </w:rPr>
+        <w:t xml:space="preserve"> </w:t>
+      </w:r>
+      <w:r>
+        <w:rPr>
+          <w:rFonts w:ascii="Dubai" w:hAnsi="Dubai" w:cs="Dubai"/>
+          <w:b w:val="0"/>
+          <w:i w:val="0"/>
+          <w:color w:val="000000"/>
+          <w:sz w:val="22"/>
+          <w:szCs w:val="22"/>
+        </w:rPr>
+        <w:t xml:space="preserve"> Human </w:t>
+      </w:r>
+      <w:r>
+        <w:rPr>
+          <w:rFonts w:ascii="Dubai" w:hAnsi="Dubai" w:cs="Dubai"/>
+          <w:b w:val="0"/>
+          <w:i w:val="0"/>
+          <w:color w:val="000000"/>
+          <w:sz w:val="22"/>
+          <w:rtl w:val="1"/>
+          <w:szCs w:val="22"/>
+        </w:rPr>
+        <w:t xml:space="preserve"> </w:t>
+      </w:r>
+      <w:r>
+        <w:rPr>
+          <w:rFonts w:ascii="Dubai" w:hAnsi="Dubai" w:cs="Dubai"/>
+          <w:b w:val="0"/>
+          <w:i w:val="0"/>
+          <w:color w:val="000000"/>
+          <w:sz w:val="22"/>
+          <w:szCs w:val="22"/>
+        </w:rPr>
+        <w:t xml:space="preserve"> Growth </w:t>
+      </w:r>
+      <w:r>
+        <w:rPr>
+          <w:rFonts w:ascii="Dubai" w:hAnsi="Dubai" w:cs="Dubai"/>
+          <w:b w:val="0"/>
+          <w:i w:val="0"/>
+          <w:color w:val="000000"/>
+          <w:sz w:val="22"/>
+          <w:rtl w:val="1"/>
+          <w:szCs w:val="22"/>
+        </w:rPr>
+        <w:t xml:space="preserve"> </w:t>
+      </w:r>
+      <w:r>
+        <w:rPr>
+          <w:rFonts w:ascii="Dubai" w:hAnsi="Dubai" w:cs="Dubai"/>
+          <w:b w:val="0"/>
+          <w:i w:val="0"/>
+          <w:color w:val="000000"/>
+          <w:sz w:val="22"/>
+          <w:szCs w:val="22"/>
+        </w:rPr>
+        <w:t xml:space="preserve"> Hormone </w:t>
+      </w:r>
+      <w:r>
+        <w:rPr>
+          <w:rFonts w:ascii="Dubai" w:hAnsi="Dubai" w:cs="Dubai"/>
+          <w:b w:val="0"/>
+          <w:i w:val="0"/>
+          <w:color w:val="000000"/>
+          <w:sz w:val="22"/>
+          <w:rtl w:val="1"/>
+          <w:szCs w:val="22"/>
+        </w:rPr>
+        <w:t xml:space="preserve"> به عنوان عامل مداخله در طرح پژوهشی حاضر.</w:t>
+      </w:r>
+    </w:p>
+    <w:p>
+      <w:pPr>
+        <w:spacing w:before="50" w:after="70" w:line="276" w:lineRule="auto"/>
+        <w:bidi/>
+        <w:jc w:val="both"/>
+      </w:pPr>
+      <w:r>
+        <w:rPr>
+          <w:rFonts w:ascii="Dubai" w:hAnsi="Dubai" w:cs="Dubai"/>
+          <w:b w:val="0"/>
+          <w:i w:val="0"/>
+          <w:color w:val="000000"/>
+          <w:sz w:val="22"/>
+          <w:rtl w:val="1"/>
+          <w:szCs w:val="22"/>
+        </w:rPr>
+        <w:t xml:space="preserve">▪ </w:t>
+      </w:r>
+      <w:r>
+        <w:rPr>
+          <w:rFonts w:ascii="Dubai" w:hAnsi="Dubai" w:cs="Dubai"/>
+          <w:b/>
+          <w:i w:val="0"/>
+          <w:color w:val="000000"/>
+          <w:sz w:val="22"/>
+          <w:szCs w:val="22"/>
+          <w:bCs/>
+        </w:rPr>
+        <w:t xml:space="preserve"> Change </w:t>
+      </w:r>
+      <w:r>
+        <w:rPr>
+          <w:rFonts w:ascii="Dubai" w:hAnsi="Dubai" w:cs="Dubai"/>
+          <w:b/>
+          <w:i w:val="0"/>
+          <w:color w:val="000000"/>
+          <w:sz w:val="22"/>
+          <w:rtl w:val="1"/>
+          <w:szCs w:val="22"/>
+          <w:bCs/>
+        </w:rPr>
+        <w:t xml:space="preserve"> </w:t>
+      </w:r>
+      <w:r>
+        <w:rPr>
+          <w:rFonts w:ascii="Dubai" w:hAnsi="Dubai" w:cs="Dubai"/>
+          <w:b/>
+          <w:i w:val="0"/>
+          <w:color w:val="000000"/>
+          <w:sz w:val="22"/>
+          <w:szCs w:val="22"/>
+          <w:bCs/>
+        </w:rPr>
+        <w:t xml:space="preserve"> in </w:t>
+      </w:r>
+      <w:r>
+        <w:rPr>
+          <w:rFonts w:ascii="Dubai" w:hAnsi="Dubai" w:cs="Dubai"/>
+          <w:b/>
+          <w:i w:val="0"/>
+          <w:color w:val="000000"/>
+          <w:sz w:val="22"/>
+          <w:rtl w:val="1"/>
+          <w:szCs w:val="22"/>
+          <w:bCs/>
+        </w:rPr>
+        <w:t xml:space="preserve"> </w:t>
+      </w:r>
+      <w:r>
+        <w:rPr>
+          <w:rFonts w:ascii="Dubai" w:hAnsi="Dubai" w:cs="Dubai"/>
+          <w:b/>
+          <w:i w:val="0"/>
+          <w:color w:val="000000"/>
+          <w:sz w:val="22"/>
+          <w:szCs w:val="22"/>
+          <w:bCs/>
+        </w:rPr>
+        <w:t xml:space="preserve"> Lean </w:t>
+      </w:r>
+      <w:r>
+        <w:rPr>
+          <w:rFonts w:ascii="Dubai" w:hAnsi="Dubai" w:cs="Dubai"/>
+          <w:b/>
+          <w:i w:val="0"/>
+          <w:color w:val="000000"/>
+          <w:sz w:val="22"/>
+          <w:rtl w:val="1"/>
+          <w:szCs w:val="22"/>
+          <w:bCs/>
+        </w:rPr>
+        <w:t xml:space="preserve"> </w:t>
+      </w:r>
+      <w:r>
+        <w:rPr>
+          <w:rFonts w:ascii="Dubai" w:hAnsi="Dubai" w:cs="Dubai"/>
+          <w:b/>
+          <w:i w:val="0"/>
+          <w:color w:val="000000"/>
+          <w:sz w:val="22"/>
+          <w:szCs w:val="22"/>
+          <w:bCs/>
+        </w:rPr>
+        <w:t xml:space="preserve"> Body </w:t>
+      </w:r>
+      <w:r>
+        <w:rPr>
+          <w:rFonts w:ascii="Dubai" w:hAnsi="Dubai" w:cs="Dubai"/>
+          <w:b/>
+          <w:i w:val="0"/>
+          <w:color w:val="000000"/>
+          <w:sz w:val="22"/>
+          <w:rtl w:val="1"/>
+          <w:szCs w:val="22"/>
+          <w:bCs/>
+        </w:rPr>
+        <w:t xml:space="preserve"> </w:t>
+      </w:r>
+      <w:r>
+        <w:rPr>
+          <w:rFonts w:ascii="Dubai" w:hAnsi="Dubai" w:cs="Dubai"/>
+          <w:b/>
+          <w:i w:val="0"/>
+          <w:color w:val="000000"/>
+          <w:sz w:val="22"/>
+          <w:szCs w:val="22"/>
+          <w:bCs/>
+        </w:rPr>
+        <w:t xml:space="preserve"> Mass </w:t>
+      </w:r>
+      <w:r>
+        <w:rPr>
+          <w:rFonts w:ascii="Dubai" w:hAnsi="Dubai" w:cs="Dubai"/>
+          <w:b/>
+          <w:i w:val="0"/>
+          <w:color w:val="000000"/>
+          <w:sz w:val="22"/>
+          <w:rtl w:val="1"/>
+          <w:szCs w:val="22"/>
+          <w:bCs/>
+        </w:rPr>
+        <w:t xml:space="preserve"> </w:t>
+      </w:r>
+      <w:r>
+        <w:rPr>
+          <w:rFonts w:ascii="Dubai" w:hAnsi="Dubai" w:cs="Dubai"/>
+          <w:b/>
+          <w:i w:val="0"/>
+          <w:color w:val="000000"/>
+          <w:sz w:val="22"/>
+          <w:szCs w:val="22"/>
+          <w:bCs/>
+        </w:rPr>
+        <w:t xml:space="preserve"> by </w:t>
+      </w:r>
+      <w:r>
+        <w:rPr>
+          <w:rFonts w:ascii="Dubai" w:hAnsi="Dubai" w:cs="Dubai"/>
+          <w:b/>
+          <w:i w:val="0"/>
+          <w:color w:val="000000"/>
+          <w:sz w:val="22"/>
+          <w:rtl w:val="1"/>
+          <w:szCs w:val="22"/>
+          <w:bCs/>
+        </w:rPr>
+        <w:t xml:space="preserve"> </w:t>
+      </w:r>
+      <w:r>
+        <w:rPr>
+          <w:rFonts w:ascii="Dubai" w:hAnsi="Dubai" w:cs="Dubai"/>
+          <w:b/>
+          <w:i w:val="0"/>
+          <w:color w:val="000000"/>
+          <w:sz w:val="22"/>
+          <w:szCs w:val="22"/>
+          <w:bCs/>
+        </w:rPr>
+        <w:t xml:space="preserve"> DEXA </w:t>
+      </w:r>
+      <w:r>
+        <w:rPr>
+          <w:rFonts w:ascii="Dubai" w:hAnsi="Dubai" w:cs="Dubai"/>
+          <w:b/>
+          <w:i w:val="0"/>
+          <w:color w:val="000000"/>
+          <w:sz w:val="22"/>
+          <w:rtl w:val="1"/>
+          <w:szCs w:val="22"/>
+          <w:bCs/>
+        </w:rPr>
+        <w:t xml:space="preserve"> </w:t>
+      </w:r>
+      <w:r>
+        <w:rPr>
+          <w:rFonts w:ascii="Dubai" w:hAnsi="Dubai" w:cs="Dubai"/>
+          <w:b/>
+          <w:i w:val="0"/>
+          <w:color w:val="000000"/>
+          <w:sz w:val="22"/>
+          <w:szCs w:val="22"/>
+          <w:bCs/>
+        </w:rPr>
+        <w:t xml:space="preserve"> Scan </w:t>
+      </w:r>
+      <w:r>
+        <w:rPr>
+          <w:rFonts w:ascii="Dubai" w:hAnsi="Dubai" w:cs="Dubai"/>
+          <w:b/>
+          <w:i w:val="0"/>
+          <w:color w:val="000000"/>
+          <w:sz w:val="22"/>
+          <w:rtl w:val="1"/>
+          <w:szCs w:val="22"/>
+          <w:bCs/>
+        </w:rPr>
+        <w:t>:</w:t>
+      </w:r>
+      <w:r>
+        <w:rPr>
+          <w:rFonts w:ascii="Dubai" w:hAnsi="Dubai" w:cs="Dubai"/>
+          <w:b w:val="0"/>
+          <w:i w:val="0"/>
+          <w:color w:val="000000"/>
+          <w:sz w:val="22"/>
+          <w:rtl w:val="1"/>
+          <w:szCs w:val="22"/>
+        </w:rPr>
+        <w:t xml:space="preserve"> شاخص پیامد اولیه تعیین‌شده جهت سنجش اثربخشی مداخله در قالب </w:t>
+      </w:r>
+      <w:r>
+        <w:rPr>
+          <w:rFonts w:ascii="Dubai" w:hAnsi="Dubai" w:cs="Dubai"/>
+          <w:b w:val="0"/>
+          <w:i w:val="0"/>
+          <w:color w:val="000000"/>
+          <w:sz w:val="22"/>
+          <w:szCs w:val="22"/>
+        </w:rPr>
+        <w:t xml:space="preserve"> Kilograms </w:t>
+      </w:r>
+      <w:r>
+        <w:rPr>
+          <w:rFonts w:ascii="Dubai" w:hAnsi="Dubai" w:cs="Dubai"/>
+          <w:b w:val="0"/>
+          <w:i w:val="0"/>
+          <w:color w:val="000000"/>
+          <w:sz w:val="22"/>
+          <w:rtl w:val="1"/>
+          <w:szCs w:val="22"/>
+        </w:rPr>
+        <w:t xml:space="preserve"> </w:t>
+      </w:r>
+      <w:r>
+        <w:rPr>
+          <w:rFonts w:ascii="Dubai" w:hAnsi="Dubai" w:cs="Dubai"/>
+          <w:b w:val="0"/>
+          <w:i w:val="0"/>
+          <w:color w:val="000000"/>
+          <w:sz w:val="22"/>
+          <w:szCs w:val="22"/>
+        </w:rPr>
+        <w:t xml:space="preserve"> lean </w:t>
+      </w:r>
+      <w:r>
+        <w:rPr>
+          <w:rFonts w:ascii="Dubai" w:hAnsi="Dubai" w:cs="Dubai"/>
+          <w:b w:val="0"/>
+          <w:i w:val="0"/>
+          <w:color w:val="000000"/>
+          <w:sz w:val="22"/>
+          <w:rtl w:val="1"/>
+          <w:szCs w:val="22"/>
+        </w:rPr>
+        <w:t xml:space="preserve"> </w:t>
+      </w:r>
+      <w:r>
+        <w:rPr>
+          <w:rFonts w:ascii="Dubai" w:hAnsi="Dubai" w:cs="Dubai"/>
+          <w:b w:val="0"/>
+          <w:i w:val="0"/>
+          <w:color w:val="000000"/>
+          <w:sz w:val="22"/>
+          <w:szCs w:val="22"/>
+        </w:rPr>
+        <w:t xml:space="preserve"> mass </w:t>
+      </w:r>
+      <w:r>
+        <w:rPr>
+          <w:rFonts w:ascii="Dubai" w:hAnsi="Dubai" w:cs="Dubai"/>
+          <w:b w:val="0"/>
+          <w:i w:val="0"/>
+          <w:color w:val="000000"/>
+          <w:sz w:val="22"/>
+          <w:rtl w:val="1"/>
+          <w:szCs w:val="22"/>
+        </w:rPr>
+        <w:t xml:space="preserve"> </w:t>
+      </w:r>
+      <w:r>
+        <w:rPr>
+          <w:rFonts w:ascii="Dubai" w:hAnsi="Dubai" w:cs="Dubai"/>
+          <w:b w:val="0"/>
+          <w:i w:val="0"/>
+          <w:color w:val="000000"/>
+          <w:sz w:val="22"/>
+          <w:szCs w:val="22"/>
+        </w:rPr>
+        <w:t xml:space="preserve"> change </w:t>
+      </w:r>
+      <w:r>
+        <w:rPr>
+          <w:rFonts w:ascii="Dubai" w:hAnsi="Dubai" w:cs="Dubai"/>
+          <w:b w:val="0"/>
+          <w:i w:val="0"/>
+          <w:color w:val="000000"/>
+          <w:sz w:val="22"/>
+          <w:rtl w:val="1"/>
+          <w:szCs w:val="22"/>
+        </w:rPr>
+        <w:t xml:space="preserve"> </w:t>
+      </w:r>
+      <w:r>
+        <w:rPr>
+          <w:rFonts w:ascii="Dubai" w:hAnsi="Dubai" w:cs="Dubai"/>
+          <w:b w:val="0"/>
+          <w:i w:val="0"/>
+          <w:color w:val="000000"/>
+          <w:sz w:val="22"/>
+          <w:szCs w:val="22"/>
+        </w:rPr>
+        <w:t xml:space="preserve"> at </w:t>
+      </w:r>
+      <w:r>
+        <w:rPr>
+          <w:rFonts w:ascii="Dubai" w:hAnsi="Dubai" w:cs="Dubai"/>
+          <w:b w:val="0"/>
+          <w:i w:val="0"/>
+          <w:color w:val="000000"/>
+          <w:sz w:val="22"/>
+          <w:rtl w:val="1"/>
+          <w:szCs w:val="22"/>
+        </w:rPr>
+        <w:t xml:space="preserve"> </w:t>
+      </w:r>
+      <w:r>
+        <w:rPr>
+          <w:rFonts w:ascii="Dubai" w:hAnsi="Dubai" w:cs="Dubai"/>
+          <w:b w:val="0"/>
+          <w:i w:val="0"/>
+          <w:color w:val="000000"/>
+          <w:sz w:val="22"/>
+          <w:szCs w:val="22"/>
+        </w:rPr>
+        <w:t xml:space="preserve"> 52 </w:t>
+      </w:r>
+      <w:r>
+        <w:rPr>
+          <w:rFonts w:ascii="Dubai" w:hAnsi="Dubai" w:cs="Dubai"/>
+          <w:b w:val="0"/>
+          <w:i w:val="0"/>
+          <w:color w:val="000000"/>
+          <w:sz w:val="22"/>
+          <w:rtl w:val="1"/>
+          <w:szCs w:val="22"/>
+        </w:rPr>
+        <w:t xml:space="preserve"> </w:t>
+      </w:r>
+      <w:r>
+        <w:rPr>
+          <w:rFonts w:ascii="Dubai" w:hAnsi="Dubai" w:cs="Dubai"/>
+          <w:b w:val="0"/>
+          <w:i w:val="0"/>
+          <w:color w:val="000000"/>
+          <w:sz w:val="22"/>
+          <w:szCs w:val="22"/>
+        </w:rPr>
+        <w:t xml:space="preserve"> weeks. </w:t>
+      </w:r>
+    </w:p>
+    <w:p>
+      <w:pPr>
+        <w:spacing w:before="50" w:after="70" w:line="276" w:lineRule="auto"/>
+        <w:bidi/>
+        <w:jc w:val="both"/>
+      </w:pPr>
+      <w:r>
+        <w:rPr>
+          <w:rFonts w:ascii="Dubai" w:hAnsi="Dubai" w:cs="Dubai"/>
+          <w:b w:val="0"/>
+          <w:i w:val="0"/>
+          <w:color w:val="000000"/>
+          <w:sz w:val="22"/>
+          <w:rtl w:val="1"/>
+          <w:szCs w:val="22"/>
+        </w:rPr>
+        <w:t xml:space="preserve">▪ </w:t>
+      </w:r>
+      <w:r>
+        <w:rPr>
+          <w:rFonts w:ascii="Dubai" w:hAnsi="Dubai" w:cs="Dubai"/>
+          <w:b/>
+          <w:i w:val="0"/>
+          <w:color w:val="000000"/>
+          <w:sz w:val="22"/>
+          <w:szCs w:val="22"/>
+          <w:bCs/>
+        </w:rPr>
+        <w:t xml:space="preserve"> Homeostatic </w:t>
+      </w:r>
+      <w:r>
+        <w:rPr>
+          <w:rFonts w:ascii="Dubai" w:hAnsi="Dubai" w:cs="Dubai"/>
+          <w:b/>
+          <w:i w:val="0"/>
+          <w:color w:val="000000"/>
+          <w:sz w:val="22"/>
+          <w:rtl w:val="1"/>
+          <w:szCs w:val="22"/>
+          <w:bCs/>
+        </w:rPr>
+        <w:t xml:space="preserve"> </w:t>
+      </w:r>
+      <w:r>
+        <w:rPr>
+          <w:rFonts w:ascii="Dubai" w:hAnsi="Dubai" w:cs="Dubai"/>
+          <w:b/>
+          <w:i w:val="0"/>
+          <w:color w:val="000000"/>
+          <w:sz w:val="22"/>
+          <w:szCs w:val="22"/>
+          <w:bCs/>
+        </w:rPr>
+        <w:t xml:space="preserve"> Model </w:t>
+      </w:r>
+      <w:r>
+        <w:rPr>
+          <w:rFonts w:ascii="Dubai" w:hAnsi="Dubai" w:cs="Dubai"/>
+          <w:b/>
+          <w:i w:val="0"/>
+          <w:color w:val="000000"/>
+          <w:sz w:val="22"/>
+          <w:rtl w:val="1"/>
+          <w:szCs w:val="22"/>
+          <w:bCs/>
+        </w:rPr>
+        <w:t xml:space="preserve"> </w:t>
+      </w:r>
+      <w:r>
+        <w:rPr>
+          <w:rFonts w:ascii="Dubai" w:hAnsi="Dubai" w:cs="Dubai"/>
+          <w:b/>
+          <w:i w:val="0"/>
+          <w:color w:val="000000"/>
+          <w:sz w:val="22"/>
+          <w:szCs w:val="22"/>
+          <w:bCs/>
+        </w:rPr>
+        <w:t xml:space="preserve"> Assessment </w:t>
+      </w:r>
+      <w:r>
+        <w:rPr>
+          <w:rFonts w:ascii="Dubai" w:hAnsi="Dubai" w:cs="Dubai"/>
+          <w:b/>
+          <w:i w:val="0"/>
+          <w:color w:val="000000"/>
+          <w:sz w:val="22"/>
+          <w:rtl w:val="1"/>
+          <w:szCs w:val="22"/>
+          <w:bCs/>
+        </w:rPr>
+        <w:t xml:space="preserve"> </w:t>
+      </w:r>
+      <w:r>
+        <w:rPr>
+          <w:rFonts w:ascii="Dubai" w:hAnsi="Dubai" w:cs="Dubai"/>
+          <w:b/>
+          <w:i w:val="0"/>
+          <w:color w:val="000000"/>
+          <w:sz w:val="22"/>
+          <w:szCs w:val="22"/>
+          <w:bCs/>
+        </w:rPr>
+        <w:t xml:space="preserve"> for </w:t>
+      </w:r>
+      <w:r>
+        <w:rPr>
+          <w:rFonts w:ascii="Dubai" w:hAnsi="Dubai" w:cs="Dubai"/>
+          <w:b/>
+          <w:i w:val="0"/>
+          <w:color w:val="000000"/>
+          <w:sz w:val="22"/>
+          <w:rtl w:val="1"/>
+          <w:szCs w:val="22"/>
+          <w:bCs/>
+        </w:rPr>
+        <w:t xml:space="preserve"> </w:t>
+      </w:r>
+      <w:r>
+        <w:rPr>
+          <w:rFonts w:ascii="Dubai" w:hAnsi="Dubai" w:cs="Dubai"/>
+          <w:b/>
+          <w:i w:val="0"/>
+          <w:color w:val="000000"/>
+          <w:sz w:val="22"/>
+          <w:szCs w:val="22"/>
+          <w:bCs/>
+        </w:rPr>
+        <w:t xml:space="preserve"> Insulin </w:t>
+      </w:r>
+      <w:r>
+        <w:rPr>
+          <w:rFonts w:ascii="Dubai" w:hAnsi="Dubai" w:cs="Dubai"/>
+          <w:b/>
+          <w:i w:val="0"/>
+          <w:color w:val="000000"/>
+          <w:sz w:val="22"/>
+          <w:rtl w:val="1"/>
+          <w:szCs w:val="22"/>
+          <w:bCs/>
+        </w:rPr>
+        <w:t xml:space="preserve"> </w:t>
+      </w:r>
+      <w:r>
+        <w:rPr>
+          <w:rFonts w:ascii="Dubai" w:hAnsi="Dubai" w:cs="Dubai"/>
+          <w:b/>
+          <w:i w:val="0"/>
+          <w:color w:val="000000"/>
+          <w:sz w:val="22"/>
+          <w:szCs w:val="22"/>
+          <w:bCs/>
+        </w:rPr>
+        <w:t xml:space="preserve"> Resistance </w:t>
+      </w:r>
+      <w:r>
+        <w:rPr>
+          <w:rFonts w:ascii="Dubai" w:hAnsi="Dubai" w:cs="Dubai"/>
+          <w:b/>
+          <w:i w:val="0"/>
+          <w:color w:val="000000"/>
+          <w:sz w:val="22"/>
+          <w:rtl w:val="1"/>
+          <w:szCs w:val="22"/>
+          <w:bCs/>
+        </w:rPr>
+        <w:t xml:space="preserve"> </w:t>
+      </w:r>
+      <w:r>
+        <w:rPr>
+          <w:rFonts w:ascii="Dubai" w:hAnsi="Dubai" w:cs="Dubai"/>
+          <w:b/>
+          <w:i w:val="0"/>
+          <w:color w:val="000000"/>
+          <w:sz w:val="22"/>
+          <w:szCs w:val="22"/>
+          <w:bCs/>
+        </w:rPr>
+        <w:t xml:space="preserve"> (HOMA-IR) </w:t>
+      </w:r>
+      <w:r>
+        <w:rPr>
+          <w:rFonts w:ascii="Dubai" w:hAnsi="Dubai" w:cs="Dubai"/>
+          <w:b/>
+          <w:i w:val="0"/>
+          <w:color w:val="000000"/>
+          <w:sz w:val="22"/>
+          <w:rtl w:val="1"/>
+          <w:szCs w:val="22"/>
+          <w:bCs/>
+        </w:rPr>
+        <w:t>:</w:t>
+      </w:r>
+      <w:r>
+        <w:rPr>
+          <w:rFonts w:ascii="Dubai" w:hAnsi="Dubai" w:cs="Dubai"/>
+          <w:b w:val="0"/>
+          <w:i w:val="0"/>
+          <w:color w:val="000000"/>
+          <w:sz w:val="22"/>
+          <w:rtl w:val="1"/>
+          <w:szCs w:val="22"/>
+        </w:rPr>
+        <w:t xml:space="preserve"> شاخص پیامد اولیه تعیین‌شده جهت سنجش اثربخشی مداخله در قالب </w:t>
+      </w:r>
+      <w:r>
+        <w:rPr>
+          <w:rFonts w:ascii="Dubai" w:hAnsi="Dubai" w:cs="Dubai"/>
+          <w:b w:val="0"/>
+          <w:i w:val="0"/>
+          <w:color w:val="000000"/>
+          <w:sz w:val="22"/>
+          <w:szCs w:val="22"/>
+        </w:rPr>
+        <w:t xml:space="preserve"> HOMA-IR </w:t>
+      </w:r>
+      <w:r>
+        <w:rPr>
+          <w:rFonts w:ascii="Dubai" w:hAnsi="Dubai" w:cs="Dubai"/>
+          <w:b w:val="0"/>
+          <w:i w:val="0"/>
+          <w:color w:val="000000"/>
+          <w:sz w:val="22"/>
+          <w:rtl w:val="1"/>
+          <w:szCs w:val="22"/>
+        </w:rPr>
+        <w:t xml:space="preserve"> </w:t>
+      </w:r>
+      <w:r>
+        <w:rPr>
+          <w:rFonts w:ascii="Dubai" w:hAnsi="Dubai" w:cs="Dubai"/>
+          <w:b w:val="0"/>
+          <w:i w:val="0"/>
+          <w:color w:val="000000"/>
+          <w:sz w:val="22"/>
+          <w:szCs w:val="22"/>
+        </w:rPr>
+        <w:t xml:space="preserve"> index. </w:t>
       </w:r>
     </w:p>
     <w:p>
@@ -4838,6 +6279,959 @@
           <w:szCs w:val="28"/>
           <w:bCs/>
         </w:rPr>
+        <w:t xml:space="preserve">۶. اهداف جزیی </w:t>
+      </w:r>
+      <w:r>
+        <w:rPr>
+          <w:rFonts w:ascii="Dubai" w:hAnsi="Dubai" w:cs="Dubai"/>
+          <w:b/>
+          <w:i w:val="0"/>
+          <w:color w:val="000000"/>
+          <w:sz w:val="28"/>
+          <w:szCs w:val="28"/>
+          <w:bCs/>
+        </w:rPr>
+        <w:t xml:space="preserve"> (Specific Objectives) </w:t>
+      </w:r>
+    </w:p>
+    <w:p>
+      <w:pPr>
+        <w:spacing w:before="50" w:after="50" w:line="276" w:lineRule="auto"/>
+        <w:bidi/>
+        <w:jc w:val="both"/>
+      </w:pPr>
+      <w:r>
+        <w:rPr>
+          <w:rFonts w:ascii="Dubai" w:hAnsi="Dubai" w:cs="Dubai"/>
+          <w:b/>
+          <w:i w:val="0"/>
+          <w:color w:val="000000"/>
+          <w:sz w:val="22"/>
+          <w:rtl w:val="1"/>
+          <w:szCs w:val="22"/>
+          <w:bCs/>
+        </w:rPr>
+        <w:t xml:space="preserve">1. </w:t>
+      </w:r>
+      <w:r>
+        <w:rPr>
+          <w:rFonts w:ascii="Dubai" w:hAnsi="Dubai" w:cs="Dubai"/>
+          <w:b w:val="0"/>
+          <w:i w:val="0"/>
+          <w:color w:val="000000"/>
+          <w:sz w:val="22"/>
+          <w:rtl w:val="1"/>
+          <w:szCs w:val="22"/>
+        </w:rPr>
+        <w:t xml:space="preserve">تعیین تاثیر مواجهه با مداخله بر میزان </w:t>
+      </w:r>
+      <w:r>
+        <w:rPr>
+          <w:rFonts w:ascii="Dubai" w:hAnsi="Dubai" w:cs="Dubai"/>
+          <w:b w:val="0"/>
+          <w:i w:val="0"/>
+          <w:color w:val="000000"/>
+          <w:sz w:val="22"/>
+          <w:szCs w:val="22"/>
+        </w:rPr>
+        <w:t xml:space="preserve"> Change </w:t>
+      </w:r>
+      <w:r>
+        <w:rPr>
+          <w:rFonts w:ascii="Dubai" w:hAnsi="Dubai" w:cs="Dubai"/>
+          <w:b w:val="0"/>
+          <w:i w:val="0"/>
+          <w:color w:val="000000"/>
+          <w:sz w:val="22"/>
+          <w:rtl w:val="1"/>
+          <w:szCs w:val="22"/>
+        </w:rPr>
+        <w:t xml:space="preserve"> </w:t>
+      </w:r>
+      <w:r>
+        <w:rPr>
+          <w:rFonts w:ascii="Dubai" w:hAnsi="Dubai" w:cs="Dubai"/>
+          <w:b w:val="0"/>
+          <w:i w:val="0"/>
+          <w:color w:val="000000"/>
+          <w:sz w:val="22"/>
+          <w:szCs w:val="22"/>
+        </w:rPr>
+        <w:t xml:space="preserve"> in </w:t>
+      </w:r>
+      <w:r>
+        <w:rPr>
+          <w:rFonts w:ascii="Dubai" w:hAnsi="Dubai" w:cs="Dubai"/>
+          <w:b w:val="0"/>
+          <w:i w:val="0"/>
+          <w:color w:val="000000"/>
+          <w:sz w:val="22"/>
+          <w:rtl w:val="1"/>
+          <w:szCs w:val="22"/>
+        </w:rPr>
+        <w:t xml:space="preserve"> </w:t>
+      </w:r>
+      <w:r>
+        <w:rPr>
+          <w:rFonts w:ascii="Dubai" w:hAnsi="Dubai" w:cs="Dubai"/>
+          <w:b w:val="0"/>
+          <w:i w:val="0"/>
+          <w:color w:val="000000"/>
+          <w:sz w:val="22"/>
+          <w:szCs w:val="22"/>
+        </w:rPr>
+        <w:t xml:space="preserve"> Lean </w:t>
+      </w:r>
+      <w:r>
+        <w:rPr>
+          <w:rFonts w:ascii="Dubai" w:hAnsi="Dubai" w:cs="Dubai"/>
+          <w:b w:val="0"/>
+          <w:i w:val="0"/>
+          <w:color w:val="000000"/>
+          <w:sz w:val="22"/>
+          <w:rtl w:val="1"/>
+          <w:szCs w:val="22"/>
+        </w:rPr>
+        <w:t xml:space="preserve"> </w:t>
+      </w:r>
+      <w:r>
+        <w:rPr>
+          <w:rFonts w:ascii="Dubai" w:hAnsi="Dubai" w:cs="Dubai"/>
+          <w:b w:val="0"/>
+          <w:i w:val="0"/>
+          <w:color w:val="000000"/>
+          <w:sz w:val="22"/>
+          <w:szCs w:val="22"/>
+        </w:rPr>
+        <w:t xml:space="preserve"> Body </w:t>
+      </w:r>
+      <w:r>
+        <w:rPr>
+          <w:rFonts w:ascii="Dubai" w:hAnsi="Dubai" w:cs="Dubai"/>
+          <w:b w:val="0"/>
+          <w:i w:val="0"/>
+          <w:color w:val="000000"/>
+          <w:sz w:val="22"/>
+          <w:rtl w:val="1"/>
+          <w:szCs w:val="22"/>
+        </w:rPr>
+        <w:t xml:space="preserve"> </w:t>
+      </w:r>
+      <w:r>
+        <w:rPr>
+          <w:rFonts w:ascii="Dubai" w:hAnsi="Dubai" w:cs="Dubai"/>
+          <w:b w:val="0"/>
+          <w:i w:val="0"/>
+          <w:color w:val="000000"/>
+          <w:sz w:val="22"/>
+          <w:szCs w:val="22"/>
+        </w:rPr>
+        <w:t xml:space="preserve"> Mass </w:t>
+      </w:r>
+      <w:r>
+        <w:rPr>
+          <w:rFonts w:ascii="Dubai" w:hAnsi="Dubai" w:cs="Dubai"/>
+          <w:b w:val="0"/>
+          <w:i w:val="0"/>
+          <w:color w:val="000000"/>
+          <w:sz w:val="22"/>
+          <w:rtl w:val="1"/>
+          <w:szCs w:val="22"/>
+        </w:rPr>
+        <w:t xml:space="preserve"> </w:t>
+      </w:r>
+      <w:r>
+        <w:rPr>
+          <w:rFonts w:ascii="Dubai" w:hAnsi="Dubai" w:cs="Dubai"/>
+          <w:b w:val="0"/>
+          <w:i w:val="0"/>
+          <w:color w:val="000000"/>
+          <w:sz w:val="22"/>
+          <w:szCs w:val="22"/>
+        </w:rPr>
+        <w:t xml:space="preserve"> by </w:t>
+      </w:r>
+      <w:r>
+        <w:rPr>
+          <w:rFonts w:ascii="Dubai" w:hAnsi="Dubai" w:cs="Dubai"/>
+          <w:b w:val="0"/>
+          <w:i w:val="0"/>
+          <w:color w:val="000000"/>
+          <w:sz w:val="22"/>
+          <w:rtl w:val="1"/>
+          <w:szCs w:val="22"/>
+        </w:rPr>
+        <w:t xml:space="preserve"> </w:t>
+      </w:r>
+      <w:r>
+        <w:rPr>
+          <w:rFonts w:ascii="Dubai" w:hAnsi="Dubai" w:cs="Dubai"/>
+          <w:b w:val="0"/>
+          <w:i w:val="0"/>
+          <w:color w:val="000000"/>
+          <w:sz w:val="22"/>
+          <w:szCs w:val="22"/>
+        </w:rPr>
+        <w:t xml:space="preserve"> DEXA </w:t>
+      </w:r>
+      <w:r>
+        <w:rPr>
+          <w:rFonts w:ascii="Dubai" w:hAnsi="Dubai" w:cs="Dubai"/>
+          <w:b w:val="0"/>
+          <w:i w:val="0"/>
+          <w:color w:val="000000"/>
+          <w:sz w:val="22"/>
+          <w:rtl w:val="1"/>
+          <w:szCs w:val="22"/>
+        </w:rPr>
+        <w:t xml:space="preserve"> </w:t>
+      </w:r>
+      <w:r>
+        <w:rPr>
+          <w:rFonts w:ascii="Dubai" w:hAnsi="Dubai" w:cs="Dubai"/>
+          <w:b w:val="0"/>
+          <w:i w:val="0"/>
+          <w:color w:val="000000"/>
+          <w:sz w:val="22"/>
+          <w:szCs w:val="22"/>
+        </w:rPr>
+        <w:t xml:space="preserve"> Scan </w:t>
+      </w:r>
+      <w:r>
+        <w:rPr>
+          <w:rFonts w:ascii="Dubai" w:hAnsi="Dubai" w:cs="Dubai"/>
+          <w:b w:val="0"/>
+          <w:i w:val="0"/>
+          <w:color w:val="000000"/>
+          <w:sz w:val="22"/>
+          <w:rtl w:val="1"/>
+          <w:szCs w:val="22"/>
+        </w:rPr>
+        <w:t xml:space="preserve"> در </w:t>
+      </w:r>
+      <w:r>
+        <w:rPr>
+          <w:rFonts w:ascii="Dubai" w:hAnsi="Dubai" w:cs="Dubai"/>
+          <w:b w:val="0"/>
+          <w:i w:val="0"/>
+          <w:color w:val="000000"/>
+          <w:sz w:val="22"/>
+          <w:szCs w:val="22"/>
+        </w:rPr>
+        <w:t xml:space="preserve"> Pediatric </w:t>
+      </w:r>
+      <w:r>
+        <w:rPr>
+          <w:rFonts w:ascii="Dubai" w:hAnsi="Dubai" w:cs="Dubai"/>
+          <w:b w:val="0"/>
+          <w:i w:val="0"/>
+          <w:color w:val="000000"/>
+          <w:sz w:val="22"/>
+          <w:rtl w:val="1"/>
+          <w:szCs w:val="22"/>
+        </w:rPr>
+        <w:t xml:space="preserve"> </w:t>
+      </w:r>
+      <w:r>
+        <w:rPr>
+          <w:rFonts w:ascii="Dubai" w:hAnsi="Dubai" w:cs="Dubai"/>
+          <w:b w:val="0"/>
+          <w:i w:val="0"/>
+          <w:color w:val="000000"/>
+          <w:sz w:val="22"/>
+          <w:szCs w:val="22"/>
+        </w:rPr>
+        <w:t xml:space="preserve"> patients </w:t>
+      </w:r>
+      <w:r>
+        <w:rPr>
+          <w:rFonts w:ascii="Dubai" w:hAnsi="Dubai" w:cs="Dubai"/>
+          <w:b w:val="0"/>
+          <w:i w:val="0"/>
+          <w:color w:val="000000"/>
+          <w:sz w:val="22"/>
+          <w:rtl w:val="1"/>
+          <w:szCs w:val="22"/>
+        </w:rPr>
+        <w:t xml:space="preserve"> </w:t>
+      </w:r>
+      <w:r>
+        <w:rPr>
+          <w:rFonts w:ascii="Dubai" w:hAnsi="Dubai" w:cs="Dubai"/>
+          <w:b w:val="0"/>
+          <w:i w:val="0"/>
+          <w:color w:val="000000"/>
+          <w:sz w:val="22"/>
+          <w:szCs w:val="22"/>
+        </w:rPr>
+        <w:t xml:space="preserve"> aged </w:t>
+      </w:r>
+      <w:r>
+        <w:rPr>
+          <w:rFonts w:ascii="Dubai" w:hAnsi="Dubai" w:cs="Dubai"/>
+          <w:b w:val="0"/>
+          <w:i w:val="0"/>
+          <w:color w:val="000000"/>
+          <w:sz w:val="22"/>
+          <w:szCs w:val="22"/>
+        </w:rPr>
+        <w:t xml:space="preserve"> 4 </w:t>
+      </w:r>
+      <w:r>
+        <w:rPr>
+          <w:rFonts w:ascii="Dubai" w:hAnsi="Dubai" w:cs="Dubai"/>
+          <w:b w:val="0"/>
+          <w:i w:val="0"/>
+          <w:color w:val="000000"/>
+          <w:sz w:val="22"/>
+          <w:szCs w:val="22"/>
+        </w:rPr>
+        <w:t xml:space="preserve"> to </w:t>
+      </w:r>
+      <w:r>
+        <w:rPr>
+          <w:rFonts w:ascii="Dubai" w:hAnsi="Dubai" w:cs="Dubai"/>
+          <w:b w:val="0"/>
+          <w:i w:val="0"/>
+          <w:color w:val="000000"/>
+          <w:sz w:val="22"/>
+          <w:rtl w:val="1"/>
+          <w:szCs w:val="22"/>
+        </w:rPr>
+        <w:t xml:space="preserve"> </w:t>
+      </w:r>
+      <w:r>
+        <w:rPr>
+          <w:rFonts w:ascii="Dubai" w:hAnsi="Dubai" w:cs="Dubai"/>
+          <w:b w:val="0"/>
+          <w:i w:val="0"/>
+          <w:color w:val="000000"/>
+          <w:sz w:val="22"/>
+          <w:szCs w:val="22"/>
+        </w:rPr>
+        <w:t xml:space="preserve"> 12 </w:t>
+      </w:r>
+      <w:r>
+        <w:rPr>
+          <w:rFonts w:ascii="Dubai" w:hAnsi="Dubai" w:cs="Dubai"/>
+          <w:b w:val="0"/>
+          <w:i w:val="0"/>
+          <w:color w:val="000000"/>
+          <w:sz w:val="22"/>
+          <w:rtl w:val="1"/>
+          <w:szCs w:val="22"/>
+        </w:rPr>
+        <w:t xml:space="preserve"> </w:t>
+      </w:r>
+      <w:r>
+        <w:rPr>
+          <w:rFonts w:ascii="Dubai" w:hAnsi="Dubai" w:cs="Dubai"/>
+          <w:b w:val="0"/>
+          <w:i w:val="0"/>
+          <w:color w:val="000000"/>
+          <w:sz w:val="22"/>
+          <w:szCs w:val="22"/>
+        </w:rPr>
+        <w:t xml:space="preserve"> years </w:t>
+      </w:r>
+      <w:r>
+        <w:rPr>
+          <w:rFonts w:ascii="Dubai" w:hAnsi="Dubai" w:cs="Dubai"/>
+          <w:b w:val="0"/>
+          <w:i w:val="0"/>
+          <w:color w:val="000000"/>
+          <w:sz w:val="22"/>
+          <w:rtl w:val="1"/>
+          <w:szCs w:val="22"/>
+        </w:rPr>
+        <w:t xml:space="preserve"> </w:t>
+      </w:r>
+      <w:r>
+        <w:rPr>
+          <w:rFonts w:ascii="Dubai" w:hAnsi="Dubai" w:cs="Dubai"/>
+          <w:b w:val="0"/>
+          <w:i w:val="0"/>
+          <w:color w:val="000000"/>
+          <w:sz w:val="22"/>
+          <w:szCs w:val="22"/>
+        </w:rPr>
+        <w:t xml:space="preserve"> with </w:t>
+      </w:r>
+      <w:r>
+        <w:rPr>
+          <w:rFonts w:ascii="Dubai" w:hAnsi="Dubai" w:cs="Dubai"/>
+          <w:b w:val="0"/>
+          <w:i w:val="0"/>
+          <w:color w:val="000000"/>
+          <w:sz w:val="22"/>
+          <w:rtl w:val="1"/>
+          <w:szCs w:val="22"/>
+        </w:rPr>
+        <w:t xml:space="preserve"> </w:t>
+      </w:r>
+      <w:r>
+        <w:rPr>
+          <w:rFonts w:ascii="Dubai" w:hAnsi="Dubai" w:cs="Dubai"/>
+          <w:b w:val="0"/>
+          <w:i w:val="0"/>
+          <w:color w:val="000000"/>
+          <w:sz w:val="22"/>
+          <w:szCs w:val="22"/>
+        </w:rPr>
+        <w:t xml:space="preserve"> genetically </w:t>
+      </w:r>
+      <w:r>
+        <w:rPr>
+          <w:rFonts w:ascii="Dubai" w:hAnsi="Dubai" w:cs="Dubai"/>
+          <w:b w:val="0"/>
+          <w:i w:val="0"/>
+          <w:color w:val="000000"/>
+          <w:sz w:val="22"/>
+          <w:rtl w:val="1"/>
+          <w:szCs w:val="22"/>
+        </w:rPr>
+        <w:t xml:space="preserve"> </w:t>
+      </w:r>
+      <w:r>
+        <w:rPr>
+          <w:rFonts w:ascii="Dubai" w:hAnsi="Dubai" w:cs="Dubai"/>
+          <w:b w:val="0"/>
+          <w:i w:val="0"/>
+          <w:color w:val="000000"/>
+          <w:sz w:val="22"/>
+          <w:szCs w:val="22"/>
+        </w:rPr>
+        <w:t xml:space="preserve"> confirmed </w:t>
+      </w:r>
+      <w:r>
+        <w:rPr>
+          <w:rFonts w:ascii="Dubai" w:hAnsi="Dubai" w:cs="Dubai"/>
+          <w:b w:val="0"/>
+          <w:i w:val="0"/>
+          <w:color w:val="000000"/>
+          <w:sz w:val="22"/>
+          <w:rtl w:val="1"/>
+          <w:szCs w:val="22"/>
+        </w:rPr>
+        <w:t xml:space="preserve"> </w:t>
+      </w:r>
+      <w:r>
+        <w:rPr>
+          <w:rFonts w:ascii="Dubai" w:hAnsi="Dubai" w:cs="Dubai"/>
+          <w:b w:val="0"/>
+          <w:i w:val="0"/>
+          <w:color w:val="000000"/>
+          <w:sz w:val="22"/>
+          <w:szCs w:val="22"/>
+        </w:rPr>
+        <w:t xml:space="preserve"> Prader-Willi </w:t>
+      </w:r>
+      <w:r>
+        <w:rPr>
+          <w:rFonts w:ascii="Dubai" w:hAnsi="Dubai" w:cs="Dubai"/>
+          <w:b w:val="0"/>
+          <w:i w:val="0"/>
+          <w:color w:val="000000"/>
+          <w:sz w:val="22"/>
+          <w:rtl w:val="1"/>
+          <w:szCs w:val="22"/>
+        </w:rPr>
+        <w:t xml:space="preserve"> </w:t>
+      </w:r>
+      <w:r>
+        <w:rPr>
+          <w:rFonts w:ascii="Dubai" w:hAnsi="Dubai" w:cs="Dubai"/>
+          <w:b w:val="0"/>
+          <w:i w:val="0"/>
+          <w:color w:val="000000"/>
+          <w:sz w:val="22"/>
+          <w:szCs w:val="22"/>
+        </w:rPr>
+        <w:t xml:space="preserve"> Syndrome. </w:t>
+      </w:r>
+    </w:p>
+    <w:p>
+      <w:pPr>
+        <w:spacing w:before="50" w:after="50" w:line="276" w:lineRule="auto"/>
+        <w:bidi/>
+        <w:jc w:val="both"/>
+      </w:pPr>
+      <w:r>
+        <w:rPr>
+          <w:rFonts w:ascii="Dubai" w:hAnsi="Dubai" w:cs="Dubai"/>
+          <w:b/>
+          <w:i w:val="0"/>
+          <w:color w:val="000000"/>
+          <w:sz w:val="22"/>
+          <w:rtl w:val="1"/>
+          <w:szCs w:val="22"/>
+          <w:bCs/>
+        </w:rPr>
+        <w:t xml:space="preserve">2. </w:t>
+      </w:r>
+      <w:r>
+        <w:rPr>
+          <w:rFonts w:ascii="Dubai" w:hAnsi="Dubai" w:cs="Dubai"/>
+          <w:b w:val="0"/>
+          <w:i w:val="0"/>
+          <w:color w:val="000000"/>
+          <w:sz w:val="22"/>
+          <w:rtl w:val="1"/>
+          <w:szCs w:val="22"/>
+        </w:rPr>
+        <w:t xml:space="preserve">تعیین تاثیر مواجهه با مداخله بر میزان </w:t>
+      </w:r>
+      <w:r>
+        <w:rPr>
+          <w:rFonts w:ascii="Dubai" w:hAnsi="Dubai" w:cs="Dubai"/>
+          <w:b w:val="0"/>
+          <w:i w:val="0"/>
+          <w:color w:val="000000"/>
+          <w:sz w:val="22"/>
+          <w:szCs w:val="22"/>
+        </w:rPr>
+        <w:t xml:space="preserve"> Homeostatic </w:t>
+      </w:r>
+      <w:r>
+        <w:rPr>
+          <w:rFonts w:ascii="Dubai" w:hAnsi="Dubai" w:cs="Dubai"/>
+          <w:b w:val="0"/>
+          <w:i w:val="0"/>
+          <w:color w:val="000000"/>
+          <w:sz w:val="22"/>
+          <w:rtl w:val="1"/>
+          <w:szCs w:val="22"/>
+        </w:rPr>
+        <w:t xml:space="preserve"> </w:t>
+      </w:r>
+      <w:r>
+        <w:rPr>
+          <w:rFonts w:ascii="Dubai" w:hAnsi="Dubai" w:cs="Dubai"/>
+          <w:b w:val="0"/>
+          <w:i w:val="0"/>
+          <w:color w:val="000000"/>
+          <w:sz w:val="22"/>
+          <w:szCs w:val="22"/>
+        </w:rPr>
+        <w:t xml:space="preserve"> Model </w:t>
+      </w:r>
+      <w:r>
+        <w:rPr>
+          <w:rFonts w:ascii="Dubai" w:hAnsi="Dubai" w:cs="Dubai"/>
+          <w:b w:val="0"/>
+          <w:i w:val="0"/>
+          <w:color w:val="000000"/>
+          <w:sz w:val="22"/>
+          <w:rtl w:val="1"/>
+          <w:szCs w:val="22"/>
+        </w:rPr>
+        <w:t xml:space="preserve"> </w:t>
+      </w:r>
+      <w:r>
+        <w:rPr>
+          <w:rFonts w:ascii="Dubai" w:hAnsi="Dubai" w:cs="Dubai"/>
+          <w:b w:val="0"/>
+          <w:i w:val="0"/>
+          <w:color w:val="000000"/>
+          <w:sz w:val="22"/>
+          <w:szCs w:val="22"/>
+        </w:rPr>
+        <w:t xml:space="preserve"> Assessment </w:t>
+      </w:r>
+      <w:r>
+        <w:rPr>
+          <w:rFonts w:ascii="Dubai" w:hAnsi="Dubai" w:cs="Dubai"/>
+          <w:b w:val="0"/>
+          <w:i w:val="0"/>
+          <w:color w:val="000000"/>
+          <w:sz w:val="22"/>
+          <w:rtl w:val="1"/>
+          <w:szCs w:val="22"/>
+        </w:rPr>
+        <w:t xml:space="preserve"> </w:t>
+      </w:r>
+      <w:r>
+        <w:rPr>
+          <w:rFonts w:ascii="Dubai" w:hAnsi="Dubai" w:cs="Dubai"/>
+          <w:b w:val="0"/>
+          <w:i w:val="0"/>
+          <w:color w:val="000000"/>
+          <w:sz w:val="22"/>
+          <w:szCs w:val="22"/>
+        </w:rPr>
+        <w:t xml:space="preserve"> for </w:t>
+      </w:r>
+      <w:r>
+        <w:rPr>
+          <w:rFonts w:ascii="Dubai" w:hAnsi="Dubai" w:cs="Dubai"/>
+          <w:b w:val="0"/>
+          <w:i w:val="0"/>
+          <w:color w:val="000000"/>
+          <w:sz w:val="22"/>
+          <w:rtl w:val="1"/>
+          <w:szCs w:val="22"/>
+        </w:rPr>
+        <w:t xml:space="preserve"> </w:t>
+      </w:r>
+      <w:r>
+        <w:rPr>
+          <w:rFonts w:ascii="Dubai" w:hAnsi="Dubai" w:cs="Dubai"/>
+          <w:b w:val="0"/>
+          <w:i w:val="0"/>
+          <w:color w:val="000000"/>
+          <w:sz w:val="22"/>
+          <w:szCs w:val="22"/>
+        </w:rPr>
+        <w:t xml:space="preserve"> Insulin </w:t>
+      </w:r>
+      <w:r>
+        <w:rPr>
+          <w:rFonts w:ascii="Dubai" w:hAnsi="Dubai" w:cs="Dubai"/>
+          <w:b w:val="0"/>
+          <w:i w:val="0"/>
+          <w:color w:val="000000"/>
+          <w:sz w:val="22"/>
+          <w:rtl w:val="1"/>
+          <w:szCs w:val="22"/>
+        </w:rPr>
+        <w:t xml:space="preserve"> </w:t>
+      </w:r>
+      <w:r>
+        <w:rPr>
+          <w:rFonts w:ascii="Dubai" w:hAnsi="Dubai" w:cs="Dubai"/>
+          <w:b w:val="0"/>
+          <w:i w:val="0"/>
+          <w:color w:val="000000"/>
+          <w:sz w:val="22"/>
+          <w:szCs w:val="22"/>
+        </w:rPr>
+        <w:t xml:space="preserve"> Resistance </w:t>
+      </w:r>
+      <w:r>
+        <w:rPr>
+          <w:rFonts w:ascii="Dubai" w:hAnsi="Dubai" w:cs="Dubai"/>
+          <w:b w:val="0"/>
+          <w:i w:val="0"/>
+          <w:color w:val="000000"/>
+          <w:sz w:val="22"/>
+          <w:rtl w:val="1"/>
+          <w:szCs w:val="22"/>
+        </w:rPr>
+        <w:t xml:space="preserve"> </w:t>
+      </w:r>
+      <w:r>
+        <w:rPr>
+          <w:rFonts w:ascii="Dubai" w:hAnsi="Dubai" w:cs="Dubai"/>
+          <w:b w:val="0"/>
+          <w:i w:val="0"/>
+          <w:color w:val="000000"/>
+          <w:sz w:val="22"/>
+          <w:szCs w:val="22"/>
+        </w:rPr>
+        <w:t xml:space="preserve"> (HOMA-IR) </w:t>
+      </w:r>
+      <w:r>
+        <w:rPr>
+          <w:rFonts w:ascii="Dubai" w:hAnsi="Dubai" w:cs="Dubai"/>
+          <w:b w:val="0"/>
+          <w:i w:val="0"/>
+          <w:color w:val="000000"/>
+          <w:sz w:val="22"/>
+          <w:rtl w:val="1"/>
+          <w:szCs w:val="22"/>
+        </w:rPr>
+        <w:t xml:space="preserve"> در </w:t>
+      </w:r>
+      <w:r>
+        <w:rPr>
+          <w:rFonts w:ascii="Dubai" w:hAnsi="Dubai" w:cs="Dubai"/>
+          <w:b w:val="0"/>
+          <w:i w:val="0"/>
+          <w:color w:val="000000"/>
+          <w:sz w:val="22"/>
+          <w:szCs w:val="22"/>
+        </w:rPr>
+        <w:t xml:space="preserve"> Pediatric </w:t>
+      </w:r>
+      <w:r>
+        <w:rPr>
+          <w:rFonts w:ascii="Dubai" w:hAnsi="Dubai" w:cs="Dubai"/>
+          <w:b w:val="0"/>
+          <w:i w:val="0"/>
+          <w:color w:val="000000"/>
+          <w:sz w:val="22"/>
+          <w:rtl w:val="1"/>
+          <w:szCs w:val="22"/>
+        </w:rPr>
+        <w:t xml:space="preserve"> </w:t>
+      </w:r>
+      <w:r>
+        <w:rPr>
+          <w:rFonts w:ascii="Dubai" w:hAnsi="Dubai" w:cs="Dubai"/>
+          <w:b w:val="0"/>
+          <w:i w:val="0"/>
+          <w:color w:val="000000"/>
+          <w:sz w:val="22"/>
+          <w:szCs w:val="22"/>
+        </w:rPr>
+        <w:t xml:space="preserve"> patients </w:t>
+      </w:r>
+      <w:r>
+        <w:rPr>
+          <w:rFonts w:ascii="Dubai" w:hAnsi="Dubai" w:cs="Dubai"/>
+          <w:b w:val="0"/>
+          <w:i w:val="0"/>
+          <w:color w:val="000000"/>
+          <w:sz w:val="22"/>
+          <w:rtl w:val="1"/>
+          <w:szCs w:val="22"/>
+        </w:rPr>
+        <w:t xml:space="preserve"> </w:t>
+      </w:r>
+      <w:r>
+        <w:rPr>
+          <w:rFonts w:ascii="Dubai" w:hAnsi="Dubai" w:cs="Dubai"/>
+          <w:b w:val="0"/>
+          <w:i w:val="0"/>
+          <w:color w:val="000000"/>
+          <w:sz w:val="22"/>
+          <w:szCs w:val="22"/>
+        </w:rPr>
+        <w:t xml:space="preserve"> aged </w:t>
+      </w:r>
+      <w:r>
+        <w:rPr>
+          <w:rFonts w:ascii="Dubai" w:hAnsi="Dubai" w:cs="Dubai"/>
+          <w:b w:val="0"/>
+          <w:i w:val="0"/>
+          <w:color w:val="000000"/>
+          <w:sz w:val="22"/>
+          <w:szCs w:val="22"/>
+        </w:rPr>
+        <w:t xml:space="preserve"> 4 </w:t>
+      </w:r>
+      <w:r>
+        <w:rPr>
+          <w:rFonts w:ascii="Dubai" w:hAnsi="Dubai" w:cs="Dubai"/>
+          <w:b w:val="0"/>
+          <w:i w:val="0"/>
+          <w:color w:val="000000"/>
+          <w:sz w:val="22"/>
+          <w:szCs w:val="22"/>
+        </w:rPr>
+        <w:t xml:space="preserve"> to </w:t>
+      </w:r>
+      <w:r>
+        <w:rPr>
+          <w:rFonts w:ascii="Dubai" w:hAnsi="Dubai" w:cs="Dubai"/>
+          <w:b w:val="0"/>
+          <w:i w:val="0"/>
+          <w:color w:val="000000"/>
+          <w:sz w:val="22"/>
+          <w:rtl w:val="1"/>
+          <w:szCs w:val="22"/>
+        </w:rPr>
+        <w:t xml:space="preserve"> </w:t>
+      </w:r>
+      <w:r>
+        <w:rPr>
+          <w:rFonts w:ascii="Dubai" w:hAnsi="Dubai" w:cs="Dubai"/>
+          <w:b w:val="0"/>
+          <w:i w:val="0"/>
+          <w:color w:val="000000"/>
+          <w:sz w:val="22"/>
+          <w:szCs w:val="22"/>
+        </w:rPr>
+        <w:t xml:space="preserve"> 12 </w:t>
+      </w:r>
+      <w:r>
+        <w:rPr>
+          <w:rFonts w:ascii="Dubai" w:hAnsi="Dubai" w:cs="Dubai"/>
+          <w:b w:val="0"/>
+          <w:i w:val="0"/>
+          <w:color w:val="000000"/>
+          <w:sz w:val="22"/>
+          <w:rtl w:val="1"/>
+          <w:szCs w:val="22"/>
+        </w:rPr>
+        <w:t xml:space="preserve"> </w:t>
+      </w:r>
+      <w:r>
+        <w:rPr>
+          <w:rFonts w:ascii="Dubai" w:hAnsi="Dubai" w:cs="Dubai"/>
+          <w:b w:val="0"/>
+          <w:i w:val="0"/>
+          <w:color w:val="000000"/>
+          <w:sz w:val="22"/>
+          <w:szCs w:val="22"/>
+        </w:rPr>
+        <w:t xml:space="preserve"> years </w:t>
+      </w:r>
+      <w:r>
+        <w:rPr>
+          <w:rFonts w:ascii="Dubai" w:hAnsi="Dubai" w:cs="Dubai"/>
+          <w:b w:val="0"/>
+          <w:i w:val="0"/>
+          <w:color w:val="000000"/>
+          <w:sz w:val="22"/>
+          <w:rtl w:val="1"/>
+          <w:szCs w:val="22"/>
+        </w:rPr>
+        <w:t xml:space="preserve"> </w:t>
+      </w:r>
+      <w:r>
+        <w:rPr>
+          <w:rFonts w:ascii="Dubai" w:hAnsi="Dubai" w:cs="Dubai"/>
+          <w:b w:val="0"/>
+          <w:i w:val="0"/>
+          <w:color w:val="000000"/>
+          <w:sz w:val="22"/>
+          <w:szCs w:val="22"/>
+        </w:rPr>
+        <w:t xml:space="preserve"> with </w:t>
+      </w:r>
+      <w:r>
+        <w:rPr>
+          <w:rFonts w:ascii="Dubai" w:hAnsi="Dubai" w:cs="Dubai"/>
+          <w:b w:val="0"/>
+          <w:i w:val="0"/>
+          <w:color w:val="000000"/>
+          <w:sz w:val="22"/>
+          <w:rtl w:val="1"/>
+          <w:szCs w:val="22"/>
+        </w:rPr>
+        <w:t xml:space="preserve"> </w:t>
+      </w:r>
+      <w:r>
+        <w:rPr>
+          <w:rFonts w:ascii="Dubai" w:hAnsi="Dubai" w:cs="Dubai"/>
+          <w:b w:val="0"/>
+          <w:i w:val="0"/>
+          <w:color w:val="000000"/>
+          <w:sz w:val="22"/>
+          <w:szCs w:val="22"/>
+        </w:rPr>
+        <w:t xml:space="preserve"> genetically </w:t>
+      </w:r>
+      <w:r>
+        <w:rPr>
+          <w:rFonts w:ascii="Dubai" w:hAnsi="Dubai" w:cs="Dubai"/>
+          <w:b w:val="0"/>
+          <w:i w:val="0"/>
+          <w:color w:val="000000"/>
+          <w:sz w:val="22"/>
+          <w:rtl w:val="1"/>
+          <w:szCs w:val="22"/>
+        </w:rPr>
+        <w:t xml:space="preserve"> </w:t>
+      </w:r>
+      <w:r>
+        <w:rPr>
+          <w:rFonts w:ascii="Dubai" w:hAnsi="Dubai" w:cs="Dubai"/>
+          <w:b w:val="0"/>
+          <w:i w:val="0"/>
+          <w:color w:val="000000"/>
+          <w:sz w:val="22"/>
+          <w:szCs w:val="22"/>
+        </w:rPr>
+        <w:t xml:space="preserve"> confirmed </w:t>
+      </w:r>
+      <w:r>
+        <w:rPr>
+          <w:rFonts w:ascii="Dubai" w:hAnsi="Dubai" w:cs="Dubai"/>
+          <w:b w:val="0"/>
+          <w:i w:val="0"/>
+          <w:color w:val="000000"/>
+          <w:sz w:val="22"/>
+          <w:rtl w:val="1"/>
+          <w:szCs w:val="22"/>
+        </w:rPr>
+        <w:t xml:space="preserve"> </w:t>
+      </w:r>
+      <w:r>
+        <w:rPr>
+          <w:rFonts w:ascii="Dubai" w:hAnsi="Dubai" w:cs="Dubai"/>
+          <w:b w:val="0"/>
+          <w:i w:val="0"/>
+          <w:color w:val="000000"/>
+          <w:sz w:val="22"/>
+          <w:szCs w:val="22"/>
+        </w:rPr>
+        <w:t xml:space="preserve"> Prader-Willi </w:t>
+      </w:r>
+      <w:r>
+        <w:rPr>
+          <w:rFonts w:ascii="Dubai" w:hAnsi="Dubai" w:cs="Dubai"/>
+          <w:b w:val="0"/>
+          <w:i w:val="0"/>
+          <w:color w:val="000000"/>
+          <w:sz w:val="22"/>
+          <w:rtl w:val="1"/>
+          <w:szCs w:val="22"/>
+        </w:rPr>
+        <w:t xml:space="preserve"> </w:t>
+      </w:r>
+      <w:r>
+        <w:rPr>
+          <w:rFonts w:ascii="Dubai" w:hAnsi="Dubai" w:cs="Dubai"/>
+          <w:b w:val="0"/>
+          <w:i w:val="0"/>
+          <w:color w:val="000000"/>
+          <w:sz w:val="22"/>
+          <w:szCs w:val="22"/>
+        </w:rPr>
+        <w:t xml:space="preserve"> Syndrome. </w:t>
+      </w:r>
+    </w:p>
+    <w:p>
+      <w:pPr>
+        <w:spacing w:before="50" w:after="50" w:line="276" w:lineRule="auto"/>
+        <w:bidi/>
+        <w:jc w:val="both"/>
+      </w:pPr>
+      <w:r>
+        <w:rPr>
+          <w:rFonts w:ascii="Dubai" w:hAnsi="Dubai" w:cs="Dubai"/>
+          <w:b/>
+          <w:i w:val="0"/>
+          <w:color w:val="000000"/>
+          <w:sz w:val="22"/>
+          <w:rtl w:val="1"/>
+          <w:szCs w:val="22"/>
+          <w:bCs/>
+        </w:rPr>
+        <w:t xml:space="preserve">3. </w:t>
+      </w:r>
+      <w:r>
+        <w:rPr>
+          <w:rFonts w:ascii="Dubai" w:hAnsi="Dubai" w:cs="Dubai"/>
+          <w:b w:val="0"/>
+          <w:i w:val="0"/>
+          <w:color w:val="000000"/>
+          <w:sz w:val="22"/>
+          <w:rtl w:val="1"/>
+          <w:szCs w:val="22"/>
+        </w:rPr>
+        <w:t>تعیین آستانه ایمنی، تغییرات وابسته به دوز و حداقل غلظت موثر مداخله.</w:t>
+      </w:r>
+    </w:p>
+    <w:p>
+      <w:pPr>
+        <w:spacing w:before="320" w:after="120" w:line="276" w:lineRule="auto"/>
+        <w:bidi/>
+        <w:jc w:val="both"/>
+      </w:pPr>
+      <w:r>
+        <w:rPr>
+          <w:rFonts w:ascii="Dubai" w:hAnsi="Dubai" w:cs="Dubai"/>
+          <w:b/>
+          <w:i w:val="0"/>
+          <w:color w:val="000000"/>
+          <w:sz w:val="28"/>
+          <w:rtl w:val="1"/>
+          <w:szCs w:val="28"/>
+          <w:bCs/>
+        </w:rPr>
         <w:t xml:space="preserve">۷. اهداف کلی </w:t>
       </w:r>
       <w:r>
@@ -4869,7 +7263,7 @@
           <w:rtl w:val="1"/>
           <w:szCs w:val="22"/>
         </w:rPr>
-        <w:t>تعیین طرح تحقیقاتی علوم پزشکی</w:t>
+        <w:t>تعیین بررسی اثر هورمون رشد نوترکیب بر ترکیب بدنی و حساسیت به انسولین در کودکان مبتلا به سندرم پرادر-ویلی</w:t>
       </w:r>
     </w:p>
     <w:p>
@@ -4906,7 +7300,7 @@
     </w:p>
     <w:p>
       <w:pPr>
-        <w:spacing w:before="320" w:after="120" w:line="276" w:lineRule="auto"/>
+        <w:spacing w:before="50" w:after="50" w:line="276" w:lineRule="auto"/>
         <w:bidi/>
         <w:jc w:val="both"/>
       </w:pPr>
@@ -4916,87 +7310,88 @@
           <w:b/>
           <w:i w:val="0"/>
           <w:color w:val="000000"/>
-          <w:sz w:val="28"/>
-          <w:rtl w:val="1"/>
-          <w:szCs w:val="28"/>
+          <w:sz w:val="22"/>
+          <w:rtl w:val="1"/>
+          <w:szCs w:val="22"/>
           <w:bCs/>
         </w:rPr>
-        <w:t>۹. فرضیات و سوالات پژوهش (</w:t>
-      </w:r>
+        <w:t xml:space="preserve">۱. </w:t>
+      </w:r>
+      <w:r>
+        <w:rPr>
+          <w:rFonts w:ascii="Dubai" w:hAnsi="Dubai" w:cs="Dubai"/>
+          <w:b w:val="0"/>
+          <w:i w:val="0"/>
+          <w:color w:val="000000"/>
+          <w:sz w:val="22"/>
+          <w:rtl w:val="1"/>
+          <w:szCs w:val="22"/>
+        </w:rPr>
+        <w:t>ارائه شواهد تجربی و آزمایشگاهی متقن جهت راهنمایی مطالعات پیش‌بالینی و بالینی آینده.</w:t>
+      </w:r>
+    </w:p>
+    <w:p>
+      <w:pPr>
+        <w:spacing w:before="50" w:after="50" w:line="276" w:lineRule="auto"/>
+        <w:bidi/>
+        <w:jc w:val="both"/>
+      </w:pPr>
       <w:r>
         <w:rPr>
           <w:rFonts w:ascii="Dubai" w:hAnsi="Dubai" w:cs="Dubai"/>
           <w:b/>
           <w:i w:val="0"/>
           <w:color w:val="000000"/>
-          <w:sz w:val="28"/>
-          <w:szCs w:val="28"/>
+          <w:sz w:val="22"/>
+          <w:rtl w:val="1"/>
+          <w:szCs w:val="22"/>
           <w:bCs/>
         </w:rPr>
-        <w:t xml:space="preserve"> Hypotheses </w:t>
-      </w:r>
+        <w:t xml:space="preserve">۲. </w:t>
+      </w:r>
+      <w:r>
+        <w:rPr>
+          <w:rFonts w:ascii="Dubai" w:hAnsi="Dubai" w:cs="Dubai"/>
+          <w:b w:val="0"/>
+          <w:i w:val="0"/>
+          <w:color w:val="000000"/>
+          <w:sz w:val="22"/>
+          <w:rtl w:val="1"/>
+          <w:szCs w:val="22"/>
+        </w:rPr>
+        <w:t>کمک به تصمیم‌گیری بالینی و پروتکل‌های درمانی مبتنی بر شواهد در مراکز پژوهشی و درمانی.</w:t>
+      </w:r>
+    </w:p>
+    <w:p>
+      <w:pPr>
+        <w:spacing w:before="50" w:after="50" w:line="276" w:lineRule="auto"/>
+        <w:bidi/>
+        <w:jc w:val="both"/>
+      </w:pPr>
       <w:r>
         <w:rPr>
           <w:rFonts w:ascii="Dubai" w:hAnsi="Dubai" w:cs="Dubai"/>
           <w:b/>
           <w:i w:val="0"/>
           <w:color w:val="000000"/>
-          <w:sz w:val="28"/>
-          <w:rtl w:val="1"/>
-          <w:szCs w:val="28"/>
+          <w:sz w:val="22"/>
+          <w:rtl w:val="1"/>
+          <w:szCs w:val="22"/>
           <w:bCs/>
         </w:rPr>
-        <w:t xml:space="preserve"> &amp; </w:t>
-      </w:r>
-      <w:r>
-        <w:rPr>
-          <w:rFonts w:ascii="Dubai" w:hAnsi="Dubai" w:cs="Dubai"/>
-          <w:b/>
-          <w:i w:val="0"/>
-          <w:color w:val="000000"/>
-          <w:sz w:val="28"/>
-          <w:szCs w:val="28"/>
-          <w:bCs/>
-        </w:rPr>
-        <w:t xml:space="preserve"> Research </w:t>
-      </w:r>
-      <w:r>
-        <w:rPr>
-          <w:rFonts w:ascii="Dubai" w:hAnsi="Dubai" w:cs="Dubai"/>
-          <w:b/>
-          <w:i w:val="0"/>
-          <w:color w:val="000000"/>
-          <w:sz w:val="28"/>
-          <w:rtl w:val="1"/>
-          <w:szCs w:val="28"/>
-          <w:bCs/>
-        </w:rPr>
-        <w:t xml:space="preserve"> </w:t>
-      </w:r>
-      <w:r>
-        <w:rPr>
-          <w:rFonts w:ascii="Dubai" w:hAnsi="Dubai" w:cs="Dubai"/>
-          <w:b/>
-          <w:i w:val="0"/>
-          <w:color w:val="000000"/>
-          <w:sz w:val="28"/>
-          <w:szCs w:val="28"/>
-          <w:bCs/>
-        </w:rPr>
-        <w:t xml:space="preserve"> Questions </w:t>
-      </w:r>
-      <w:r>
-        <w:rPr>
-          <w:rFonts w:ascii="Dubai" w:hAnsi="Dubai" w:cs="Dubai"/>
-          <w:b/>
-          <w:i w:val="0"/>
-          <w:color w:val="000000"/>
-          <w:sz w:val="28"/>
-          <w:rtl w:val="1"/>
-          <w:szCs w:val="28"/>
-          <w:bCs/>
-        </w:rPr>
-        <w:t>)</w:t>
+        <w:t xml:space="preserve">۳. </w:t>
+      </w:r>
+      <w:r>
+        <w:rPr>
+          <w:rFonts w:ascii="Dubai" w:hAnsi="Dubai" w:cs="Dubai"/>
+          <w:b w:val="0"/>
+          <w:i w:val="0"/>
+          <w:color w:val="000000"/>
+          <w:sz w:val="22"/>
+          <w:rtl w:val="1"/>
+          <w:szCs w:val="22"/>
+        </w:rPr>
+        <w:t>فراهم‌سازی مبنای علمی جهت طراحی فرمولاسیون‌ها یا رژیم‌های درمانی بهینه با حداقل عوارض جانبی.</w:t>
       </w:r>
     </w:p>
     <w:p>
@@ -5016,7 +7411,7 @@
           <w:szCs w:val="28"/>
           <w:bCs/>
         </w:rPr>
-        <w:t>۱۰. دستاوردها (</w:t>
+        <w:t>۹. فرضیات و سوالات پژوهش (</w:t>
       </w:r>
       <w:r>
         <w:rPr>
@@ -5028,7 +7423,7 @@
           <w:szCs w:val="28"/>
           <w:bCs/>
         </w:rPr>
-        <w:t xml:space="preserve"> Achievements </w:t>
+        <w:t xml:space="preserve"> Hypotheses </w:t>
       </w:r>
       <w:r>
         <w:rPr>
@@ -5053,7 +7448,7 @@
           <w:szCs w:val="28"/>
           <w:bCs/>
         </w:rPr>
-        <w:t xml:space="preserve"> Deliverables </w:t>
+        <w:t xml:space="preserve"> Research </w:t>
       </w:r>
       <w:r>
         <w:rPr>
@@ -5066,7 +7461,1259 @@
           <w:szCs w:val="28"/>
           <w:bCs/>
         </w:rPr>
+        <w:t xml:space="preserve"> </w:t>
+      </w:r>
+      <w:r>
+        <w:rPr>
+          <w:rFonts w:ascii="Dubai" w:hAnsi="Dubai" w:cs="Dubai"/>
+          <w:b/>
+          <w:i w:val="0"/>
+          <w:color w:val="000000"/>
+          <w:sz w:val="28"/>
+          <w:szCs w:val="28"/>
+          <w:bCs/>
+        </w:rPr>
+        <w:t xml:space="preserve"> Questions </w:t>
+      </w:r>
+      <w:r>
+        <w:rPr>
+          <w:rFonts w:ascii="Dubai" w:hAnsi="Dubai" w:cs="Dubai"/>
+          <w:b/>
+          <w:i w:val="0"/>
+          <w:color w:val="000000"/>
+          <w:sz w:val="28"/>
+          <w:rtl w:val="1"/>
+          <w:szCs w:val="28"/>
+          <w:bCs/>
+        </w:rPr>
         <w:t>)</w:t>
+      </w:r>
+    </w:p>
+    <w:p>
+      <w:pPr>
+        <w:spacing w:before="50" w:after="70" w:line="276" w:lineRule="auto"/>
+        <w:bidi/>
+        <w:jc w:val="both"/>
+      </w:pPr>
+      <w:r>
+        <w:rPr>
+          <w:rFonts w:ascii="Dubai" w:hAnsi="Dubai" w:cs="Dubai"/>
+          <w:b w:val="0"/>
+          <w:i w:val="0"/>
+          <w:color w:val="000000"/>
+          <w:sz w:val="22"/>
+          <w:rtl w:val="1"/>
+          <w:szCs w:val="22"/>
+        </w:rPr>
+        <w:t xml:space="preserve">▪ </w:t>
+      </w:r>
+      <w:r>
+        <w:rPr>
+          <w:rFonts w:ascii="Dubai" w:hAnsi="Dubai" w:cs="Dubai"/>
+          <w:b/>
+          <w:i w:val="0"/>
+          <w:color w:val="000000"/>
+          <w:sz w:val="22"/>
+          <w:rtl w:val="1"/>
+          <w:szCs w:val="22"/>
+          <w:bCs/>
+        </w:rPr>
+        <w:t>فرضیه 1:</w:t>
+      </w:r>
+      <w:r>
+        <w:rPr>
+          <w:rFonts w:ascii="Dubai" w:hAnsi="Dubai" w:cs="Dubai"/>
+          <w:b w:val="0"/>
+          <w:i w:val="0"/>
+          <w:color w:val="000000"/>
+          <w:sz w:val="22"/>
+          <w:rtl w:val="1"/>
+          <w:szCs w:val="22"/>
+        </w:rPr>
+        <w:t xml:space="preserve"> به نظر می‌رسد مداخله پژوهش اثر معنی‌داری بر تغییر شاخص </w:t>
+      </w:r>
+      <w:r>
+        <w:rPr>
+          <w:rFonts w:ascii="Dubai" w:hAnsi="Dubai" w:cs="Dubai"/>
+          <w:b w:val="0"/>
+          <w:i w:val="0"/>
+          <w:color w:val="000000"/>
+          <w:sz w:val="22"/>
+          <w:szCs w:val="22"/>
+        </w:rPr>
+        <w:t xml:space="preserve"> Change </w:t>
+      </w:r>
+      <w:r>
+        <w:rPr>
+          <w:rFonts w:ascii="Dubai" w:hAnsi="Dubai" w:cs="Dubai"/>
+          <w:b w:val="0"/>
+          <w:i w:val="0"/>
+          <w:color w:val="000000"/>
+          <w:sz w:val="22"/>
+          <w:rtl w:val="1"/>
+          <w:szCs w:val="22"/>
+        </w:rPr>
+        <w:t xml:space="preserve"> </w:t>
+      </w:r>
+      <w:r>
+        <w:rPr>
+          <w:rFonts w:ascii="Dubai" w:hAnsi="Dubai" w:cs="Dubai"/>
+          <w:b w:val="0"/>
+          <w:i w:val="0"/>
+          <w:color w:val="000000"/>
+          <w:sz w:val="22"/>
+          <w:szCs w:val="22"/>
+        </w:rPr>
+        <w:t xml:space="preserve"> in </w:t>
+      </w:r>
+      <w:r>
+        <w:rPr>
+          <w:rFonts w:ascii="Dubai" w:hAnsi="Dubai" w:cs="Dubai"/>
+          <w:b w:val="0"/>
+          <w:i w:val="0"/>
+          <w:color w:val="000000"/>
+          <w:sz w:val="22"/>
+          <w:rtl w:val="1"/>
+          <w:szCs w:val="22"/>
+        </w:rPr>
+        <w:t xml:space="preserve"> </w:t>
+      </w:r>
+      <w:r>
+        <w:rPr>
+          <w:rFonts w:ascii="Dubai" w:hAnsi="Dubai" w:cs="Dubai"/>
+          <w:b w:val="0"/>
+          <w:i w:val="0"/>
+          <w:color w:val="000000"/>
+          <w:sz w:val="22"/>
+          <w:szCs w:val="22"/>
+        </w:rPr>
+        <w:t xml:space="preserve"> Lean </w:t>
+      </w:r>
+      <w:r>
+        <w:rPr>
+          <w:rFonts w:ascii="Dubai" w:hAnsi="Dubai" w:cs="Dubai"/>
+          <w:b w:val="0"/>
+          <w:i w:val="0"/>
+          <w:color w:val="000000"/>
+          <w:sz w:val="22"/>
+          <w:rtl w:val="1"/>
+          <w:szCs w:val="22"/>
+        </w:rPr>
+        <w:t xml:space="preserve"> </w:t>
+      </w:r>
+      <w:r>
+        <w:rPr>
+          <w:rFonts w:ascii="Dubai" w:hAnsi="Dubai" w:cs="Dubai"/>
+          <w:b w:val="0"/>
+          <w:i w:val="0"/>
+          <w:color w:val="000000"/>
+          <w:sz w:val="22"/>
+          <w:szCs w:val="22"/>
+        </w:rPr>
+        <w:t xml:space="preserve"> Body </w:t>
+      </w:r>
+      <w:r>
+        <w:rPr>
+          <w:rFonts w:ascii="Dubai" w:hAnsi="Dubai" w:cs="Dubai"/>
+          <w:b w:val="0"/>
+          <w:i w:val="0"/>
+          <w:color w:val="000000"/>
+          <w:sz w:val="22"/>
+          <w:rtl w:val="1"/>
+          <w:szCs w:val="22"/>
+        </w:rPr>
+        <w:t xml:space="preserve"> </w:t>
+      </w:r>
+      <w:r>
+        <w:rPr>
+          <w:rFonts w:ascii="Dubai" w:hAnsi="Dubai" w:cs="Dubai"/>
+          <w:b w:val="0"/>
+          <w:i w:val="0"/>
+          <w:color w:val="000000"/>
+          <w:sz w:val="22"/>
+          <w:szCs w:val="22"/>
+        </w:rPr>
+        <w:t xml:space="preserve"> Mass </w:t>
+      </w:r>
+      <w:r>
+        <w:rPr>
+          <w:rFonts w:ascii="Dubai" w:hAnsi="Dubai" w:cs="Dubai"/>
+          <w:b w:val="0"/>
+          <w:i w:val="0"/>
+          <w:color w:val="000000"/>
+          <w:sz w:val="22"/>
+          <w:rtl w:val="1"/>
+          <w:szCs w:val="22"/>
+        </w:rPr>
+        <w:t xml:space="preserve"> </w:t>
+      </w:r>
+      <w:r>
+        <w:rPr>
+          <w:rFonts w:ascii="Dubai" w:hAnsi="Dubai" w:cs="Dubai"/>
+          <w:b w:val="0"/>
+          <w:i w:val="0"/>
+          <w:color w:val="000000"/>
+          <w:sz w:val="22"/>
+          <w:szCs w:val="22"/>
+        </w:rPr>
+        <w:t xml:space="preserve"> by </w:t>
+      </w:r>
+      <w:r>
+        <w:rPr>
+          <w:rFonts w:ascii="Dubai" w:hAnsi="Dubai" w:cs="Dubai"/>
+          <w:b w:val="0"/>
+          <w:i w:val="0"/>
+          <w:color w:val="000000"/>
+          <w:sz w:val="22"/>
+          <w:rtl w:val="1"/>
+          <w:szCs w:val="22"/>
+        </w:rPr>
+        <w:t xml:space="preserve"> </w:t>
+      </w:r>
+      <w:r>
+        <w:rPr>
+          <w:rFonts w:ascii="Dubai" w:hAnsi="Dubai" w:cs="Dubai"/>
+          <w:b w:val="0"/>
+          <w:i w:val="0"/>
+          <w:color w:val="000000"/>
+          <w:sz w:val="22"/>
+          <w:szCs w:val="22"/>
+        </w:rPr>
+        <w:t xml:space="preserve"> DEXA </w:t>
+      </w:r>
+      <w:r>
+        <w:rPr>
+          <w:rFonts w:ascii="Dubai" w:hAnsi="Dubai" w:cs="Dubai"/>
+          <w:b w:val="0"/>
+          <w:i w:val="0"/>
+          <w:color w:val="000000"/>
+          <w:sz w:val="22"/>
+          <w:rtl w:val="1"/>
+          <w:szCs w:val="22"/>
+        </w:rPr>
+        <w:t xml:space="preserve"> </w:t>
+      </w:r>
+      <w:r>
+        <w:rPr>
+          <w:rFonts w:ascii="Dubai" w:hAnsi="Dubai" w:cs="Dubai"/>
+          <w:b w:val="0"/>
+          <w:i w:val="0"/>
+          <w:color w:val="000000"/>
+          <w:sz w:val="22"/>
+          <w:szCs w:val="22"/>
+        </w:rPr>
+        <w:t xml:space="preserve"> Scan </w:t>
+      </w:r>
+      <w:r>
+        <w:rPr>
+          <w:rFonts w:ascii="Dubai" w:hAnsi="Dubai" w:cs="Dubai"/>
+          <w:b w:val="0"/>
+          <w:i w:val="0"/>
+          <w:color w:val="000000"/>
+          <w:sz w:val="22"/>
+          <w:rtl w:val="1"/>
+          <w:szCs w:val="22"/>
+        </w:rPr>
+        <w:t xml:space="preserve"> در </w:t>
+      </w:r>
+      <w:r>
+        <w:rPr>
+          <w:rFonts w:ascii="Dubai" w:hAnsi="Dubai" w:cs="Dubai"/>
+          <w:b w:val="0"/>
+          <w:i w:val="0"/>
+          <w:color w:val="000000"/>
+          <w:sz w:val="22"/>
+          <w:szCs w:val="22"/>
+        </w:rPr>
+        <w:t xml:space="preserve"> Pediatric </w:t>
+      </w:r>
+      <w:r>
+        <w:rPr>
+          <w:rFonts w:ascii="Dubai" w:hAnsi="Dubai" w:cs="Dubai"/>
+          <w:b w:val="0"/>
+          <w:i w:val="0"/>
+          <w:color w:val="000000"/>
+          <w:sz w:val="22"/>
+          <w:rtl w:val="1"/>
+          <w:szCs w:val="22"/>
+        </w:rPr>
+        <w:t xml:space="preserve"> </w:t>
+      </w:r>
+      <w:r>
+        <w:rPr>
+          <w:rFonts w:ascii="Dubai" w:hAnsi="Dubai" w:cs="Dubai"/>
+          <w:b w:val="0"/>
+          <w:i w:val="0"/>
+          <w:color w:val="000000"/>
+          <w:sz w:val="22"/>
+          <w:szCs w:val="22"/>
+        </w:rPr>
+        <w:t xml:space="preserve"> patients </w:t>
+      </w:r>
+      <w:r>
+        <w:rPr>
+          <w:rFonts w:ascii="Dubai" w:hAnsi="Dubai" w:cs="Dubai"/>
+          <w:b w:val="0"/>
+          <w:i w:val="0"/>
+          <w:color w:val="000000"/>
+          <w:sz w:val="22"/>
+          <w:rtl w:val="1"/>
+          <w:szCs w:val="22"/>
+        </w:rPr>
+        <w:t xml:space="preserve"> </w:t>
+      </w:r>
+      <w:r>
+        <w:rPr>
+          <w:rFonts w:ascii="Dubai" w:hAnsi="Dubai" w:cs="Dubai"/>
+          <w:b w:val="0"/>
+          <w:i w:val="0"/>
+          <w:color w:val="000000"/>
+          <w:sz w:val="22"/>
+          <w:szCs w:val="22"/>
+        </w:rPr>
+        <w:t xml:space="preserve"> aged </w:t>
+      </w:r>
+      <w:r>
+        <w:rPr>
+          <w:rFonts w:ascii="Dubai" w:hAnsi="Dubai" w:cs="Dubai"/>
+          <w:b w:val="0"/>
+          <w:i w:val="0"/>
+          <w:color w:val="000000"/>
+          <w:sz w:val="22"/>
+          <w:szCs w:val="22"/>
+        </w:rPr>
+        <w:t xml:space="preserve"> 4 </w:t>
+      </w:r>
+      <w:r>
+        <w:rPr>
+          <w:rFonts w:ascii="Dubai" w:hAnsi="Dubai" w:cs="Dubai"/>
+          <w:b w:val="0"/>
+          <w:i w:val="0"/>
+          <w:color w:val="000000"/>
+          <w:sz w:val="22"/>
+          <w:szCs w:val="22"/>
+        </w:rPr>
+        <w:t xml:space="preserve"> to </w:t>
+      </w:r>
+      <w:r>
+        <w:rPr>
+          <w:rFonts w:ascii="Dubai" w:hAnsi="Dubai" w:cs="Dubai"/>
+          <w:b w:val="0"/>
+          <w:i w:val="0"/>
+          <w:color w:val="000000"/>
+          <w:sz w:val="22"/>
+          <w:rtl w:val="1"/>
+          <w:szCs w:val="22"/>
+        </w:rPr>
+        <w:t xml:space="preserve"> </w:t>
+      </w:r>
+      <w:r>
+        <w:rPr>
+          <w:rFonts w:ascii="Dubai" w:hAnsi="Dubai" w:cs="Dubai"/>
+          <w:b w:val="0"/>
+          <w:i w:val="0"/>
+          <w:color w:val="000000"/>
+          <w:sz w:val="22"/>
+          <w:szCs w:val="22"/>
+        </w:rPr>
+        <w:t xml:space="preserve"> 12 </w:t>
+      </w:r>
+      <w:r>
+        <w:rPr>
+          <w:rFonts w:ascii="Dubai" w:hAnsi="Dubai" w:cs="Dubai"/>
+          <w:b w:val="0"/>
+          <w:i w:val="0"/>
+          <w:color w:val="000000"/>
+          <w:sz w:val="22"/>
+          <w:rtl w:val="1"/>
+          <w:szCs w:val="22"/>
+        </w:rPr>
+        <w:t xml:space="preserve"> </w:t>
+      </w:r>
+      <w:r>
+        <w:rPr>
+          <w:rFonts w:ascii="Dubai" w:hAnsi="Dubai" w:cs="Dubai"/>
+          <w:b w:val="0"/>
+          <w:i w:val="0"/>
+          <w:color w:val="000000"/>
+          <w:sz w:val="22"/>
+          <w:szCs w:val="22"/>
+        </w:rPr>
+        <w:t xml:space="preserve"> years </w:t>
+      </w:r>
+      <w:r>
+        <w:rPr>
+          <w:rFonts w:ascii="Dubai" w:hAnsi="Dubai" w:cs="Dubai"/>
+          <w:b w:val="0"/>
+          <w:i w:val="0"/>
+          <w:color w:val="000000"/>
+          <w:sz w:val="22"/>
+          <w:rtl w:val="1"/>
+          <w:szCs w:val="22"/>
+        </w:rPr>
+        <w:t xml:space="preserve"> </w:t>
+      </w:r>
+      <w:r>
+        <w:rPr>
+          <w:rFonts w:ascii="Dubai" w:hAnsi="Dubai" w:cs="Dubai"/>
+          <w:b w:val="0"/>
+          <w:i w:val="0"/>
+          <w:color w:val="000000"/>
+          <w:sz w:val="22"/>
+          <w:szCs w:val="22"/>
+        </w:rPr>
+        <w:t xml:space="preserve"> with </w:t>
+      </w:r>
+      <w:r>
+        <w:rPr>
+          <w:rFonts w:ascii="Dubai" w:hAnsi="Dubai" w:cs="Dubai"/>
+          <w:b w:val="0"/>
+          <w:i w:val="0"/>
+          <w:color w:val="000000"/>
+          <w:sz w:val="22"/>
+          <w:rtl w:val="1"/>
+          <w:szCs w:val="22"/>
+        </w:rPr>
+        <w:t xml:space="preserve"> </w:t>
+      </w:r>
+      <w:r>
+        <w:rPr>
+          <w:rFonts w:ascii="Dubai" w:hAnsi="Dubai" w:cs="Dubai"/>
+          <w:b w:val="0"/>
+          <w:i w:val="0"/>
+          <w:color w:val="000000"/>
+          <w:sz w:val="22"/>
+          <w:szCs w:val="22"/>
+        </w:rPr>
+        <w:t xml:space="preserve"> genetically </w:t>
+      </w:r>
+      <w:r>
+        <w:rPr>
+          <w:rFonts w:ascii="Dubai" w:hAnsi="Dubai" w:cs="Dubai"/>
+          <w:b w:val="0"/>
+          <w:i w:val="0"/>
+          <w:color w:val="000000"/>
+          <w:sz w:val="22"/>
+          <w:rtl w:val="1"/>
+          <w:szCs w:val="22"/>
+        </w:rPr>
+        <w:t xml:space="preserve"> </w:t>
+      </w:r>
+      <w:r>
+        <w:rPr>
+          <w:rFonts w:ascii="Dubai" w:hAnsi="Dubai" w:cs="Dubai"/>
+          <w:b w:val="0"/>
+          <w:i w:val="0"/>
+          <w:color w:val="000000"/>
+          <w:sz w:val="22"/>
+          <w:szCs w:val="22"/>
+        </w:rPr>
+        <w:t xml:space="preserve"> confirmed </w:t>
+      </w:r>
+      <w:r>
+        <w:rPr>
+          <w:rFonts w:ascii="Dubai" w:hAnsi="Dubai" w:cs="Dubai"/>
+          <w:b w:val="0"/>
+          <w:i w:val="0"/>
+          <w:color w:val="000000"/>
+          <w:sz w:val="22"/>
+          <w:rtl w:val="1"/>
+          <w:szCs w:val="22"/>
+        </w:rPr>
+        <w:t xml:space="preserve"> </w:t>
+      </w:r>
+      <w:r>
+        <w:rPr>
+          <w:rFonts w:ascii="Dubai" w:hAnsi="Dubai" w:cs="Dubai"/>
+          <w:b w:val="0"/>
+          <w:i w:val="0"/>
+          <w:color w:val="000000"/>
+          <w:sz w:val="22"/>
+          <w:szCs w:val="22"/>
+        </w:rPr>
+        <w:t xml:space="preserve"> Prader-Willi </w:t>
+      </w:r>
+      <w:r>
+        <w:rPr>
+          <w:rFonts w:ascii="Dubai" w:hAnsi="Dubai" w:cs="Dubai"/>
+          <w:b w:val="0"/>
+          <w:i w:val="0"/>
+          <w:color w:val="000000"/>
+          <w:sz w:val="22"/>
+          <w:rtl w:val="1"/>
+          <w:szCs w:val="22"/>
+        </w:rPr>
+        <w:t xml:space="preserve"> </w:t>
+      </w:r>
+      <w:r>
+        <w:rPr>
+          <w:rFonts w:ascii="Dubai" w:hAnsi="Dubai" w:cs="Dubai"/>
+          <w:b w:val="0"/>
+          <w:i w:val="0"/>
+          <w:color w:val="000000"/>
+          <w:sz w:val="22"/>
+          <w:szCs w:val="22"/>
+        </w:rPr>
+        <w:t xml:space="preserve"> Syndrome </w:t>
+      </w:r>
+      <w:r>
+        <w:rPr>
+          <w:rFonts w:ascii="Dubai" w:hAnsi="Dubai" w:cs="Dubai"/>
+          <w:b w:val="0"/>
+          <w:i w:val="0"/>
+          <w:color w:val="000000"/>
+          <w:sz w:val="22"/>
+          <w:rtl w:val="1"/>
+          <w:szCs w:val="22"/>
+        </w:rPr>
+        <w:t xml:space="preserve"> دارد.</w:t>
+      </w:r>
+    </w:p>
+    <w:p>
+      <w:pPr>
+        <w:spacing w:before="50" w:after="70" w:line="276" w:lineRule="auto"/>
+        <w:bidi/>
+        <w:jc w:val="both"/>
+      </w:pPr>
+      <w:r>
+        <w:rPr>
+          <w:rFonts w:ascii="Dubai" w:hAnsi="Dubai" w:cs="Dubai"/>
+          <w:b w:val="0"/>
+          <w:i w:val="0"/>
+          <w:color w:val="000000"/>
+          <w:sz w:val="22"/>
+          <w:rtl w:val="1"/>
+          <w:szCs w:val="22"/>
+        </w:rPr>
+        <w:t xml:space="preserve">▪ </w:t>
+      </w:r>
+      <w:r>
+        <w:rPr>
+          <w:rFonts w:ascii="Dubai" w:hAnsi="Dubai" w:cs="Dubai"/>
+          <w:b/>
+          <w:i w:val="0"/>
+          <w:color w:val="000000"/>
+          <w:sz w:val="22"/>
+          <w:rtl w:val="1"/>
+          <w:szCs w:val="22"/>
+          <w:bCs/>
+        </w:rPr>
+        <w:t>فرضیه 2:</w:t>
+      </w:r>
+      <w:r>
+        <w:rPr>
+          <w:rFonts w:ascii="Dubai" w:hAnsi="Dubai" w:cs="Dubai"/>
+          <w:b w:val="0"/>
+          <w:i w:val="0"/>
+          <w:color w:val="000000"/>
+          <w:sz w:val="22"/>
+          <w:rtl w:val="1"/>
+          <w:szCs w:val="22"/>
+        </w:rPr>
+        <w:t xml:space="preserve"> به نظر می‌رسد مداخله پژوهش اثر معنی‌داری بر تغییر شاخص </w:t>
+      </w:r>
+      <w:r>
+        <w:rPr>
+          <w:rFonts w:ascii="Dubai" w:hAnsi="Dubai" w:cs="Dubai"/>
+          <w:b w:val="0"/>
+          <w:i w:val="0"/>
+          <w:color w:val="000000"/>
+          <w:sz w:val="22"/>
+          <w:szCs w:val="22"/>
+        </w:rPr>
+        <w:t xml:space="preserve"> Homeostatic </w:t>
+      </w:r>
+      <w:r>
+        <w:rPr>
+          <w:rFonts w:ascii="Dubai" w:hAnsi="Dubai" w:cs="Dubai"/>
+          <w:b w:val="0"/>
+          <w:i w:val="0"/>
+          <w:color w:val="000000"/>
+          <w:sz w:val="22"/>
+          <w:rtl w:val="1"/>
+          <w:szCs w:val="22"/>
+        </w:rPr>
+        <w:t xml:space="preserve"> </w:t>
+      </w:r>
+      <w:r>
+        <w:rPr>
+          <w:rFonts w:ascii="Dubai" w:hAnsi="Dubai" w:cs="Dubai"/>
+          <w:b w:val="0"/>
+          <w:i w:val="0"/>
+          <w:color w:val="000000"/>
+          <w:sz w:val="22"/>
+          <w:szCs w:val="22"/>
+        </w:rPr>
+        <w:t xml:space="preserve"> Model </w:t>
+      </w:r>
+      <w:r>
+        <w:rPr>
+          <w:rFonts w:ascii="Dubai" w:hAnsi="Dubai" w:cs="Dubai"/>
+          <w:b w:val="0"/>
+          <w:i w:val="0"/>
+          <w:color w:val="000000"/>
+          <w:sz w:val="22"/>
+          <w:rtl w:val="1"/>
+          <w:szCs w:val="22"/>
+        </w:rPr>
+        <w:t xml:space="preserve"> </w:t>
+      </w:r>
+      <w:r>
+        <w:rPr>
+          <w:rFonts w:ascii="Dubai" w:hAnsi="Dubai" w:cs="Dubai"/>
+          <w:b w:val="0"/>
+          <w:i w:val="0"/>
+          <w:color w:val="000000"/>
+          <w:sz w:val="22"/>
+          <w:szCs w:val="22"/>
+        </w:rPr>
+        <w:t xml:space="preserve"> Assessment </w:t>
+      </w:r>
+      <w:r>
+        <w:rPr>
+          <w:rFonts w:ascii="Dubai" w:hAnsi="Dubai" w:cs="Dubai"/>
+          <w:b w:val="0"/>
+          <w:i w:val="0"/>
+          <w:color w:val="000000"/>
+          <w:sz w:val="22"/>
+          <w:rtl w:val="1"/>
+          <w:szCs w:val="22"/>
+        </w:rPr>
+        <w:t xml:space="preserve"> </w:t>
+      </w:r>
+      <w:r>
+        <w:rPr>
+          <w:rFonts w:ascii="Dubai" w:hAnsi="Dubai" w:cs="Dubai"/>
+          <w:b w:val="0"/>
+          <w:i w:val="0"/>
+          <w:color w:val="000000"/>
+          <w:sz w:val="22"/>
+          <w:szCs w:val="22"/>
+        </w:rPr>
+        <w:t xml:space="preserve"> for </w:t>
+      </w:r>
+      <w:r>
+        <w:rPr>
+          <w:rFonts w:ascii="Dubai" w:hAnsi="Dubai" w:cs="Dubai"/>
+          <w:b w:val="0"/>
+          <w:i w:val="0"/>
+          <w:color w:val="000000"/>
+          <w:sz w:val="22"/>
+          <w:rtl w:val="1"/>
+          <w:szCs w:val="22"/>
+        </w:rPr>
+        <w:t xml:space="preserve"> </w:t>
+      </w:r>
+      <w:r>
+        <w:rPr>
+          <w:rFonts w:ascii="Dubai" w:hAnsi="Dubai" w:cs="Dubai"/>
+          <w:b w:val="0"/>
+          <w:i w:val="0"/>
+          <w:color w:val="000000"/>
+          <w:sz w:val="22"/>
+          <w:szCs w:val="22"/>
+        </w:rPr>
+        <w:t xml:space="preserve"> Insulin </w:t>
+      </w:r>
+      <w:r>
+        <w:rPr>
+          <w:rFonts w:ascii="Dubai" w:hAnsi="Dubai" w:cs="Dubai"/>
+          <w:b w:val="0"/>
+          <w:i w:val="0"/>
+          <w:color w:val="000000"/>
+          <w:sz w:val="22"/>
+          <w:rtl w:val="1"/>
+          <w:szCs w:val="22"/>
+        </w:rPr>
+        <w:t xml:space="preserve"> </w:t>
+      </w:r>
+      <w:r>
+        <w:rPr>
+          <w:rFonts w:ascii="Dubai" w:hAnsi="Dubai" w:cs="Dubai"/>
+          <w:b w:val="0"/>
+          <w:i w:val="0"/>
+          <w:color w:val="000000"/>
+          <w:sz w:val="22"/>
+          <w:szCs w:val="22"/>
+        </w:rPr>
+        <w:t xml:space="preserve"> Resistance </w:t>
+      </w:r>
+      <w:r>
+        <w:rPr>
+          <w:rFonts w:ascii="Dubai" w:hAnsi="Dubai" w:cs="Dubai"/>
+          <w:b w:val="0"/>
+          <w:i w:val="0"/>
+          <w:color w:val="000000"/>
+          <w:sz w:val="22"/>
+          <w:rtl w:val="1"/>
+          <w:szCs w:val="22"/>
+        </w:rPr>
+        <w:t xml:space="preserve"> </w:t>
+      </w:r>
+      <w:r>
+        <w:rPr>
+          <w:rFonts w:ascii="Dubai" w:hAnsi="Dubai" w:cs="Dubai"/>
+          <w:b w:val="0"/>
+          <w:i w:val="0"/>
+          <w:color w:val="000000"/>
+          <w:sz w:val="22"/>
+          <w:szCs w:val="22"/>
+        </w:rPr>
+        <w:t xml:space="preserve"> (HOMA-IR) </w:t>
+      </w:r>
+      <w:r>
+        <w:rPr>
+          <w:rFonts w:ascii="Dubai" w:hAnsi="Dubai" w:cs="Dubai"/>
+          <w:b w:val="0"/>
+          <w:i w:val="0"/>
+          <w:color w:val="000000"/>
+          <w:sz w:val="22"/>
+          <w:rtl w:val="1"/>
+          <w:szCs w:val="22"/>
+        </w:rPr>
+        <w:t xml:space="preserve"> در </w:t>
+      </w:r>
+      <w:r>
+        <w:rPr>
+          <w:rFonts w:ascii="Dubai" w:hAnsi="Dubai" w:cs="Dubai"/>
+          <w:b w:val="0"/>
+          <w:i w:val="0"/>
+          <w:color w:val="000000"/>
+          <w:sz w:val="22"/>
+          <w:szCs w:val="22"/>
+        </w:rPr>
+        <w:t xml:space="preserve"> Pediatric </w:t>
+      </w:r>
+      <w:r>
+        <w:rPr>
+          <w:rFonts w:ascii="Dubai" w:hAnsi="Dubai" w:cs="Dubai"/>
+          <w:b w:val="0"/>
+          <w:i w:val="0"/>
+          <w:color w:val="000000"/>
+          <w:sz w:val="22"/>
+          <w:rtl w:val="1"/>
+          <w:szCs w:val="22"/>
+        </w:rPr>
+        <w:t xml:space="preserve"> </w:t>
+      </w:r>
+      <w:r>
+        <w:rPr>
+          <w:rFonts w:ascii="Dubai" w:hAnsi="Dubai" w:cs="Dubai"/>
+          <w:b w:val="0"/>
+          <w:i w:val="0"/>
+          <w:color w:val="000000"/>
+          <w:sz w:val="22"/>
+          <w:szCs w:val="22"/>
+        </w:rPr>
+        <w:t xml:space="preserve"> patients </w:t>
+      </w:r>
+      <w:r>
+        <w:rPr>
+          <w:rFonts w:ascii="Dubai" w:hAnsi="Dubai" w:cs="Dubai"/>
+          <w:b w:val="0"/>
+          <w:i w:val="0"/>
+          <w:color w:val="000000"/>
+          <w:sz w:val="22"/>
+          <w:rtl w:val="1"/>
+          <w:szCs w:val="22"/>
+        </w:rPr>
+        <w:t xml:space="preserve"> </w:t>
+      </w:r>
+      <w:r>
+        <w:rPr>
+          <w:rFonts w:ascii="Dubai" w:hAnsi="Dubai" w:cs="Dubai"/>
+          <w:b w:val="0"/>
+          <w:i w:val="0"/>
+          <w:color w:val="000000"/>
+          <w:sz w:val="22"/>
+          <w:szCs w:val="22"/>
+        </w:rPr>
+        <w:t xml:space="preserve"> aged </w:t>
+      </w:r>
+      <w:r>
+        <w:rPr>
+          <w:rFonts w:ascii="Dubai" w:hAnsi="Dubai" w:cs="Dubai"/>
+          <w:b w:val="0"/>
+          <w:i w:val="0"/>
+          <w:color w:val="000000"/>
+          <w:sz w:val="22"/>
+          <w:szCs w:val="22"/>
+        </w:rPr>
+        <w:t xml:space="preserve"> 4 </w:t>
+      </w:r>
+      <w:r>
+        <w:rPr>
+          <w:rFonts w:ascii="Dubai" w:hAnsi="Dubai" w:cs="Dubai"/>
+          <w:b w:val="0"/>
+          <w:i w:val="0"/>
+          <w:color w:val="000000"/>
+          <w:sz w:val="22"/>
+          <w:szCs w:val="22"/>
+        </w:rPr>
+        <w:t xml:space="preserve"> to </w:t>
+      </w:r>
+      <w:r>
+        <w:rPr>
+          <w:rFonts w:ascii="Dubai" w:hAnsi="Dubai" w:cs="Dubai"/>
+          <w:b w:val="0"/>
+          <w:i w:val="0"/>
+          <w:color w:val="000000"/>
+          <w:sz w:val="22"/>
+          <w:rtl w:val="1"/>
+          <w:szCs w:val="22"/>
+        </w:rPr>
+        <w:t xml:space="preserve"> </w:t>
+      </w:r>
+      <w:r>
+        <w:rPr>
+          <w:rFonts w:ascii="Dubai" w:hAnsi="Dubai" w:cs="Dubai"/>
+          <w:b w:val="0"/>
+          <w:i w:val="0"/>
+          <w:color w:val="000000"/>
+          <w:sz w:val="22"/>
+          <w:szCs w:val="22"/>
+        </w:rPr>
+        <w:t xml:space="preserve"> 12 </w:t>
+      </w:r>
+      <w:r>
+        <w:rPr>
+          <w:rFonts w:ascii="Dubai" w:hAnsi="Dubai" w:cs="Dubai"/>
+          <w:b w:val="0"/>
+          <w:i w:val="0"/>
+          <w:color w:val="000000"/>
+          <w:sz w:val="22"/>
+          <w:rtl w:val="1"/>
+          <w:szCs w:val="22"/>
+        </w:rPr>
+        <w:t xml:space="preserve"> </w:t>
+      </w:r>
+      <w:r>
+        <w:rPr>
+          <w:rFonts w:ascii="Dubai" w:hAnsi="Dubai" w:cs="Dubai"/>
+          <w:b w:val="0"/>
+          <w:i w:val="0"/>
+          <w:color w:val="000000"/>
+          <w:sz w:val="22"/>
+          <w:szCs w:val="22"/>
+        </w:rPr>
+        <w:t xml:space="preserve"> years </w:t>
+      </w:r>
+      <w:r>
+        <w:rPr>
+          <w:rFonts w:ascii="Dubai" w:hAnsi="Dubai" w:cs="Dubai"/>
+          <w:b w:val="0"/>
+          <w:i w:val="0"/>
+          <w:color w:val="000000"/>
+          <w:sz w:val="22"/>
+          <w:rtl w:val="1"/>
+          <w:szCs w:val="22"/>
+        </w:rPr>
+        <w:t xml:space="preserve"> </w:t>
+      </w:r>
+      <w:r>
+        <w:rPr>
+          <w:rFonts w:ascii="Dubai" w:hAnsi="Dubai" w:cs="Dubai"/>
+          <w:b w:val="0"/>
+          <w:i w:val="0"/>
+          <w:color w:val="000000"/>
+          <w:sz w:val="22"/>
+          <w:szCs w:val="22"/>
+        </w:rPr>
+        <w:t xml:space="preserve"> with </w:t>
+      </w:r>
+      <w:r>
+        <w:rPr>
+          <w:rFonts w:ascii="Dubai" w:hAnsi="Dubai" w:cs="Dubai"/>
+          <w:b w:val="0"/>
+          <w:i w:val="0"/>
+          <w:color w:val="000000"/>
+          <w:sz w:val="22"/>
+          <w:rtl w:val="1"/>
+          <w:szCs w:val="22"/>
+        </w:rPr>
+        <w:t xml:space="preserve"> </w:t>
+      </w:r>
+      <w:r>
+        <w:rPr>
+          <w:rFonts w:ascii="Dubai" w:hAnsi="Dubai" w:cs="Dubai"/>
+          <w:b w:val="0"/>
+          <w:i w:val="0"/>
+          <w:color w:val="000000"/>
+          <w:sz w:val="22"/>
+          <w:szCs w:val="22"/>
+        </w:rPr>
+        <w:t xml:space="preserve"> genetically </w:t>
+      </w:r>
+      <w:r>
+        <w:rPr>
+          <w:rFonts w:ascii="Dubai" w:hAnsi="Dubai" w:cs="Dubai"/>
+          <w:b w:val="0"/>
+          <w:i w:val="0"/>
+          <w:color w:val="000000"/>
+          <w:sz w:val="22"/>
+          <w:rtl w:val="1"/>
+          <w:szCs w:val="22"/>
+        </w:rPr>
+        <w:t xml:space="preserve"> </w:t>
+      </w:r>
+      <w:r>
+        <w:rPr>
+          <w:rFonts w:ascii="Dubai" w:hAnsi="Dubai" w:cs="Dubai"/>
+          <w:b w:val="0"/>
+          <w:i w:val="0"/>
+          <w:color w:val="000000"/>
+          <w:sz w:val="22"/>
+          <w:szCs w:val="22"/>
+        </w:rPr>
+        <w:t xml:space="preserve"> confirmed </w:t>
+      </w:r>
+      <w:r>
+        <w:rPr>
+          <w:rFonts w:ascii="Dubai" w:hAnsi="Dubai" w:cs="Dubai"/>
+          <w:b w:val="0"/>
+          <w:i w:val="0"/>
+          <w:color w:val="000000"/>
+          <w:sz w:val="22"/>
+          <w:rtl w:val="1"/>
+          <w:szCs w:val="22"/>
+        </w:rPr>
+        <w:t xml:space="preserve"> </w:t>
+      </w:r>
+      <w:r>
+        <w:rPr>
+          <w:rFonts w:ascii="Dubai" w:hAnsi="Dubai" w:cs="Dubai"/>
+          <w:b w:val="0"/>
+          <w:i w:val="0"/>
+          <w:color w:val="000000"/>
+          <w:sz w:val="22"/>
+          <w:szCs w:val="22"/>
+        </w:rPr>
+        <w:t xml:space="preserve"> Prader-Willi </w:t>
+      </w:r>
+      <w:r>
+        <w:rPr>
+          <w:rFonts w:ascii="Dubai" w:hAnsi="Dubai" w:cs="Dubai"/>
+          <w:b w:val="0"/>
+          <w:i w:val="0"/>
+          <w:color w:val="000000"/>
+          <w:sz w:val="22"/>
+          <w:rtl w:val="1"/>
+          <w:szCs w:val="22"/>
+        </w:rPr>
+        <w:t xml:space="preserve"> </w:t>
+      </w:r>
+      <w:r>
+        <w:rPr>
+          <w:rFonts w:ascii="Dubai" w:hAnsi="Dubai" w:cs="Dubai"/>
+          <w:b w:val="0"/>
+          <w:i w:val="0"/>
+          <w:color w:val="000000"/>
+          <w:sz w:val="22"/>
+          <w:szCs w:val="22"/>
+        </w:rPr>
+        <w:t xml:space="preserve"> Syndrome </w:t>
+      </w:r>
+      <w:r>
+        <w:rPr>
+          <w:rFonts w:ascii="Dubai" w:hAnsi="Dubai" w:cs="Dubai"/>
+          <w:b w:val="0"/>
+          <w:i w:val="0"/>
+          <w:color w:val="000000"/>
+          <w:sz w:val="22"/>
+          <w:rtl w:val="1"/>
+          <w:szCs w:val="22"/>
+        </w:rPr>
+        <w:t xml:space="preserve"> دارد.</w:t>
+      </w:r>
+    </w:p>
+    <w:p>
+      <w:pPr>
+        <w:spacing w:before="50" w:after="70" w:line="276" w:lineRule="auto"/>
+        <w:bidi/>
+        <w:jc w:val="both"/>
+      </w:pPr>
+      <w:r>
+        <w:rPr>
+          <w:rFonts w:ascii="Dubai" w:hAnsi="Dubai" w:cs="Dubai"/>
+          <w:b w:val="0"/>
+          <w:i w:val="0"/>
+          <w:color w:val="000000"/>
+          <w:sz w:val="22"/>
+          <w:rtl w:val="1"/>
+          <w:szCs w:val="22"/>
+        </w:rPr>
+        <w:t xml:space="preserve">▪ </w:t>
+      </w:r>
+      <w:r>
+        <w:rPr>
+          <w:rFonts w:ascii="Dubai" w:hAnsi="Dubai" w:cs="Dubai"/>
+          <w:b/>
+          <w:i w:val="0"/>
+          <w:color w:val="000000"/>
+          <w:sz w:val="22"/>
+          <w:rtl w:val="1"/>
+          <w:szCs w:val="22"/>
+          <w:bCs/>
+        </w:rPr>
+        <w:t>سوال پژوهش:</w:t>
+      </w:r>
+      <w:r>
+        <w:rPr>
+          <w:rFonts w:ascii="Dubai" w:hAnsi="Dubai" w:cs="Dubai"/>
+          <w:b w:val="0"/>
+          <w:i w:val="0"/>
+          <w:color w:val="000000"/>
+          <w:sz w:val="22"/>
+          <w:rtl w:val="1"/>
+          <w:szCs w:val="22"/>
+        </w:rPr>
+        <w:t xml:space="preserve"> آیا تغییرات مشاهده‌شده در شاخص‌های پیامد وابسته به غلظت مداخله بوده و از نظر آماری معنی‌دار است؟</w:t>
+      </w:r>
+    </w:p>
+    <w:p>
+      <w:pPr>
+        <w:spacing w:before="320" w:after="120" w:line="276" w:lineRule="auto"/>
+        <w:bidi/>
+        <w:jc w:val="both"/>
+      </w:pPr>
+      <w:r>
+        <w:rPr>
+          <w:rFonts w:ascii="Dubai" w:hAnsi="Dubai" w:cs="Dubai"/>
+          <w:b/>
+          <w:i w:val="0"/>
+          <w:color w:val="000000"/>
+          <w:sz w:val="28"/>
+          <w:rtl w:val="1"/>
+          <w:szCs w:val="28"/>
+          <w:bCs/>
+        </w:rPr>
+        <w:t>۱۰. دستاوردها (</w:t>
+      </w:r>
+      <w:r>
+        <w:rPr>
+          <w:rFonts w:ascii="Dubai" w:hAnsi="Dubai" w:cs="Dubai"/>
+          <w:b/>
+          <w:i w:val="0"/>
+          <w:color w:val="000000"/>
+          <w:sz w:val="28"/>
+          <w:szCs w:val="28"/>
+          <w:bCs/>
+        </w:rPr>
+        <w:t xml:space="preserve"> Achievements </w:t>
+      </w:r>
+      <w:r>
+        <w:rPr>
+          <w:rFonts w:ascii="Dubai" w:hAnsi="Dubai" w:cs="Dubai"/>
+          <w:b/>
+          <w:i w:val="0"/>
+          <w:color w:val="000000"/>
+          <w:sz w:val="28"/>
+          <w:rtl w:val="1"/>
+          <w:szCs w:val="28"/>
+          <w:bCs/>
+        </w:rPr>
+        <w:t xml:space="preserve"> &amp; </w:t>
+      </w:r>
+      <w:r>
+        <w:rPr>
+          <w:rFonts w:ascii="Dubai" w:hAnsi="Dubai" w:cs="Dubai"/>
+          <w:b/>
+          <w:i w:val="0"/>
+          <w:color w:val="000000"/>
+          <w:sz w:val="28"/>
+          <w:szCs w:val="28"/>
+          <w:bCs/>
+        </w:rPr>
+        <w:t xml:space="preserve"> Deliverables </w:t>
+      </w:r>
+      <w:r>
+        <w:rPr>
+          <w:rFonts w:ascii="Dubai" w:hAnsi="Dubai" w:cs="Dubai"/>
+          <w:b/>
+          <w:i w:val="0"/>
+          <w:color w:val="000000"/>
+          <w:sz w:val="28"/>
+          <w:rtl w:val="1"/>
+          <w:szCs w:val="28"/>
+          <w:bCs/>
+        </w:rPr>
+        <w:t>)</w:t>
+      </w:r>
+    </w:p>
+    <w:p>
+      <w:pPr>
+        <w:spacing w:before="50" w:after="70" w:line="276" w:lineRule="auto"/>
+        <w:bidi/>
+        <w:jc w:val="both"/>
+      </w:pPr>
+      <w:r>
+        <w:rPr>
+          <w:rFonts w:ascii="Dubai" w:hAnsi="Dubai" w:cs="Dubai"/>
+          <w:b w:val="0"/>
+          <w:i w:val="0"/>
+          <w:color w:val="000000"/>
+          <w:sz w:val="22"/>
+          <w:rtl w:val="1"/>
+          <w:szCs w:val="22"/>
+        </w:rPr>
+        <w:t xml:space="preserve">▪ </w:t>
+      </w:r>
+      <w:r>
+        <w:rPr>
+          <w:rFonts w:ascii="Dubai" w:hAnsi="Dubai" w:cs="Dubai"/>
+          <w:b/>
+          <w:i w:val="0"/>
+          <w:color w:val="000000"/>
+          <w:sz w:val="22"/>
+          <w:rtl w:val="1"/>
+          <w:szCs w:val="22"/>
+          <w:bCs/>
+        </w:rPr>
+        <w:t>تولید داده‌های تجربی ساختارمند:</w:t>
+      </w:r>
+      <w:r>
+        <w:rPr>
+          <w:rFonts w:ascii="Dubai" w:hAnsi="Dubai" w:cs="Dubai"/>
+          <w:b w:val="0"/>
+          <w:i w:val="0"/>
+          <w:color w:val="000000"/>
+          <w:sz w:val="22"/>
+          <w:rtl w:val="1"/>
+          <w:szCs w:val="22"/>
+        </w:rPr>
+        <w:t xml:space="preserve"> تدوین دیتاست اعتبارسنجی‌شده پیرامون پاسخ‌های بیولوژیک در مدل مطالعه.</w:t>
+      </w:r>
+    </w:p>
+    <w:p>
+      <w:pPr>
+        <w:spacing w:before="50" w:after="70" w:line="276" w:lineRule="auto"/>
+        <w:bidi/>
+        <w:jc w:val="both"/>
+      </w:pPr>
+      <w:r>
+        <w:rPr>
+          <w:rFonts w:ascii="Dubai" w:hAnsi="Dubai" w:cs="Dubai"/>
+          <w:b w:val="0"/>
+          <w:i w:val="0"/>
+          <w:color w:val="000000"/>
+          <w:sz w:val="22"/>
+          <w:rtl w:val="1"/>
+          <w:szCs w:val="22"/>
+        </w:rPr>
+        <w:t xml:space="preserve">▪ </w:t>
+      </w:r>
+      <w:r>
+        <w:rPr>
+          <w:rFonts w:ascii="Dubai" w:hAnsi="Dubai" w:cs="Dubai"/>
+          <w:b/>
+          <w:i w:val="0"/>
+          <w:color w:val="000000"/>
+          <w:sz w:val="22"/>
+          <w:rtl w:val="1"/>
+          <w:szCs w:val="22"/>
+          <w:bCs/>
+        </w:rPr>
+        <w:t>استخراج شاخص‌های کمی و تحلیلی:</w:t>
+      </w:r>
+      <w:r>
+        <w:rPr>
+          <w:rFonts w:ascii="Dubai" w:hAnsi="Dubai" w:cs="Dubai"/>
+          <w:b w:val="0"/>
+          <w:i w:val="0"/>
+          <w:color w:val="000000"/>
+          <w:sz w:val="22"/>
+          <w:rtl w:val="1"/>
+          <w:szCs w:val="22"/>
+        </w:rPr>
+        <w:t xml:space="preserve"> تعیین مقادیر عددی دقیق پارامترهای اثربخشی، نقاط عطف و غلظت‌های موثر.</w:t>
+      </w:r>
+    </w:p>
+    <w:p>
+      <w:pPr>
+        <w:spacing w:before="50" w:after="70" w:line="276" w:lineRule="auto"/>
+        <w:bidi/>
+        <w:jc w:val="both"/>
+      </w:pPr>
+      <w:r>
+        <w:rPr>
+          <w:rFonts w:ascii="Dubai" w:hAnsi="Dubai" w:cs="Dubai"/>
+          <w:b w:val="0"/>
+          <w:i w:val="0"/>
+          <w:color w:val="000000"/>
+          <w:sz w:val="22"/>
+          <w:rtl w:val="1"/>
+          <w:szCs w:val="22"/>
+        </w:rPr>
+        <w:t xml:space="preserve">▪ </w:t>
+      </w:r>
+      <w:r>
+        <w:rPr>
+          <w:rFonts w:ascii="Dubai" w:hAnsi="Dubai" w:cs="Dubai"/>
+          <w:b/>
+          <w:i w:val="0"/>
+          <w:color w:val="000000"/>
+          <w:sz w:val="22"/>
+          <w:rtl w:val="1"/>
+          <w:szCs w:val="22"/>
+          <w:bCs/>
+        </w:rPr>
+        <w:t>انتشار یافته‌ها در نشریات معتبر بین‌المللی:</w:t>
+      </w:r>
+      <w:r>
+        <w:rPr>
+          <w:rFonts w:ascii="Dubai" w:hAnsi="Dubai" w:cs="Dubai"/>
+          <w:b w:val="0"/>
+          <w:i w:val="0"/>
+          <w:color w:val="000000"/>
+          <w:sz w:val="22"/>
+          <w:rtl w:val="1"/>
+          <w:szCs w:val="22"/>
+        </w:rPr>
+        <w:t xml:space="preserve"> چاپ حداقل یک مقاله علمی-پژوهشی در ژورنال‌های معتبر تخصصی علوم پزشکی.</w:t>
+      </w:r>
+    </w:p>
+    <w:p>
+      <w:pPr>
+        <w:spacing w:before="50" w:after="70" w:line="276" w:lineRule="auto"/>
+        <w:bidi/>
+        <w:jc w:val="both"/>
+      </w:pPr>
+      <w:r>
+        <w:rPr>
+          <w:rFonts w:ascii="Dubai" w:hAnsi="Dubai" w:cs="Dubai"/>
+          <w:b w:val="0"/>
+          <w:i w:val="0"/>
+          <w:color w:val="000000"/>
+          <w:sz w:val="22"/>
+          <w:rtl w:val="1"/>
+          <w:szCs w:val="22"/>
+        </w:rPr>
+        <w:t xml:space="preserve">▪ </w:t>
+      </w:r>
+      <w:r>
+        <w:rPr>
+          <w:rFonts w:ascii="Dubai" w:hAnsi="Dubai" w:cs="Dubai"/>
+          <w:b/>
+          <w:i w:val="0"/>
+          <w:color w:val="000000"/>
+          <w:sz w:val="22"/>
+          <w:rtl w:val="1"/>
+          <w:szCs w:val="22"/>
+          <w:bCs/>
+        </w:rPr>
+        <w:t>توسعه دانش فنی و ایجاد زیرساخت روش‌شناختی:</w:t>
+      </w:r>
+      <w:r>
+        <w:rPr>
+          <w:rFonts w:ascii="Dubai" w:hAnsi="Dubai" w:cs="Dubai"/>
+          <w:b w:val="0"/>
+          <w:i w:val="0"/>
+          <w:color w:val="000000"/>
+          <w:sz w:val="22"/>
+          <w:rtl w:val="1"/>
+          <w:szCs w:val="22"/>
+        </w:rPr>
+        <w:t xml:space="preserve"> بومی‌سازی و بهینه‌سازی متدولوژی سنجش پیامدها در دانشگاه.</w:t>
       </w:r>
     </w:p>
     <w:p>
@@ -10993,7 +14640,7 @@
           <w:szCs w:val="23"/>
           <w:bCs/>
         </w:rPr>
-        <w:t>۱۳-۷. تعیین روایی ابزار گردآوری</w:t>
+        <w:t>۱۳-۷. تعیین اعتبار ابزار گردآوری</w:t>
       </w:r>
     </w:p>
     <w:p>
@@ -11032,7 +14679,7 @@
           <w:szCs w:val="23"/>
           <w:bCs/>
         </w:rPr>
-        <w:t>۱۳-۸. تعیین پایایی ابزار گردآوری</w:t>
+        <w:t>۱۳-۸. تعیین پایایی / قابلیت اعتماد ابزار در صورت نیاز</w:t>
       </w:r>
     </w:p>
     <w:p>
@@ -11133,7 +14780,7 @@
           <w:szCs w:val="23"/>
           <w:bCs/>
         </w:rPr>
-        <w:t>۱۳-۱۰. روش تجزیه و تحلیل داده‌ها</w:t>
+        <w:t>۱۳-۱۰. روش تجزیه و تحلیل داده</w:t>
       </w:r>
     </w:p>
     <w:p>
@@ -11512,7 +15159,7 @@
           <w:szCs w:val="23"/>
           <w:bCs/>
         </w:rPr>
-        <w:t>۱۳-۱۲. نحوه رعایت نکات امنیتی و حفاظت پروژه</w:t>
+        <w:t>۱۳-۱۲. نحوه رعایت نکات امنیتی و حفاظت پروژه در صورت نیاز</w:t>
       </w:r>
     </w:p>
     <w:p>
@@ -11613,7 +15260,7 @@
           <w:szCs w:val="23"/>
           <w:bCs/>
         </w:rPr>
-        <w:t>۱۳-۱۴. شیوه اجرایی مراحل طرح</w:t>
+        <w:t>۱۳-۱۴. روش انجام طرح، شیوه اجرایی مراحل طرح و چگونگی جمع‌آوری اطلاعات</w:t>
       </w:r>
     </w:p>
     <w:p>
